--- a/flutter/Module 3 Dart Foundation/Chapter 2/Exercise handout/exercise2 handout.docx
+++ b/flutter/Module 3 Dart Foundation/Chapter 2/Exercise handout/exercise2 handout.docx
@@ -1,6 +1,6 @@
 
 <file path=word/document.xml><?xml version="1.0" encoding="utf-8"?>
-<w:document xmlns:wpc="http://schemas.microsoft.com/office/word/2010/wordprocessingCanvas" xmlns:mc="http://schemas.openxmlformats.org/markup-compatibility/2006" xmlns:o="urn:schemas-microsoft-com:office:office" xmlns:r="http://schemas.openxmlformats.org/officeDocument/2006/relationships" xmlns:m="http://schemas.openxmlformats.org/officeDocument/2006/math" xmlns:v="urn:schemas-microsoft-com:vml" xmlns:wp14="http://schemas.microsoft.com/office/word/2010/wordprocessingDrawing" xmlns:wp="http://schemas.openxmlformats.org/drawingml/2006/wordprocessingDrawing" xmlns:w="http://schemas.openxmlformats.org/wordprocessingml/2006/main" xmlns:w14="http://schemas.microsoft.com/office/word/2010/wordml" xmlns:w10="urn:schemas-microsoft-com:office:word" xmlns:w15="http://schemas.microsoft.com/office/word/2012/wordml" xmlns:wpg="http://schemas.microsoft.com/office/word/2010/wordprocessingGroup" xmlns:wpi="http://schemas.microsoft.com/office/word/2010/wordprocessingInk" xmlns:wne="http://schemas.microsoft.com/office/word/2006/wordml" xmlns:wps="http://schemas.microsoft.com/office/word/2010/wordprocessingShape" xmlns:wpsCustomData="http://www.wps.cn/officeDocument/2013/wpsCustomData" mc:Ignorable="w14 w15 wp14">
+<w:document xmlns:wpc="http://schemas.microsoft.com/office/word/2010/wordprocessingCanvas" xmlns:cx="http://schemas.microsoft.com/office/drawing/2014/chartex" xmlns:cx1="http://schemas.microsoft.com/office/drawing/2015/9/8/chartex" xmlns:cx2="http://schemas.microsoft.com/office/drawing/2015/10/21/chartex" xmlns:cx3="http://schemas.microsoft.com/office/drawing/2016/5/9/chartex" xmlns:cx4="http://schemas.microsoft.com/office/drawing/2016/5/10/chartex" xmlns:cx5="http://schemas.microsoft.com/office/drawing/2016/5/11/chartex" xmlns:cx6="http://schemas.microsoft.com/office/drawing/2016/5/12/chartex" xmlns:cx7="http://schemas.microsoft.com/office/drawing/2016/5/13/chartex" xmlns:cx8="http://schemas.microsoft.com/office/drawing/2016/5/14/chartex" xmlns:mc="http://schemas.openxmlformats.org/markup-compatibility/2006" xmlns:aink="http://schemas.microsoft.com/office/drawing/2016/ink" xmlns:am3d="http://schemas.microsoft.com/office/drawing/2017/model3d" xmlns:o="urn:schemas-microsoft-com:office:office" xmlns:oel="http://schemas.microsoft.com/office/2019/extlst" xmlns:r="http://schemas.openxmlformats.org/officeDocument/2006/relationships" xmlns:m="http://schemas.openxmlformats.org/officeDocument/2006/math" xmlns:v="urn:schemas-microsoft-com:vml" xmlns:wp14="http://schemas.microsoft.com/office/word/2010/wordprocessingDrawing" xmlns:wp="http://schemas.openxmlformats.org/drawingml/2006/wordprocessingDrawing" xmlns:w10="urn:schemas-microsoft-com:office:word" xmlns:w="http://schemas.openxmlformats.org/wordprocessingml/2006/main" xmlns:w14="http://schemas.microsoft.com/office/word/2010/wordml" xmlns:w15="http://schemas.microsoft.com/office/word/2012/wordml" xmlns:w16cex="http://schemas.microsoft.com/office/word/2018/wordml/cex" xmlns:w16cid="http://schemas.microsoft.com/office/word/2016/wordml/cid" xmlns:w16="http://schemas.microsoft.com/office/word/2018/wordml" xmlns:w16du="http://schemas.microsoft.com/office/word/2023/wordml/word16du" xmlns:w16sdtdh="http://schemas.microsoft.com/office/word/2020/wordml/sdtdatahash" xmlns:w16sdtfl="http://schemas.microsoft.com/office/word/2024/wordml/sdtformatlock" xmlns:w16se="http://schemas.microsoft.com/office/word/2015/wordml/symex" xmlns:wpg="http://schemas.microsoft.com/office/word/2010/wordprocessingGroup" xmlns:wpi="http://schemas.microsoft.com/office/word/2010/wordprocessingInk" xmlns:wne="http://schemas.microsoft.com/office/word/2006/wordml" xmlns:wps="http://schemas.microsoft.com/office/word/2010/wordprocessingShape" mc:Ignorable="w14 w15 w16se w16cid w16 w16cex w16sdtdh w16sdtfl w16du wp14">
   <w:body>
     <w:p>
       <w:pPr>
@@ -8,9 +8,6 @@
         <w:jc w:val="center"/>
       </w:pPr>
       <w:r>
-        <w:rPr>
-          <w:rtl w:val="0"/>
-        </w:rPr>
         <w:t>Multiple hierarchy</w:t>
       </w:r>
     </w:p>
@@ -20,9 +17,6 @@
         <w:jc w:val="center"/>
       </w:pPr>
       <w:r>
-        <w:rPr>
-          <w:rtl w:val="0"/>
-        </w:rPr>
         <w:t>Exercise #2</w:t>
       </w:r>
     </w:p>
@@ -32,23 +26,15 @@
         <w:jc w:val="center"/>
       </w:pPr>
       <w:r>
-        <w:rPr>
-          <w:rtl w:val="0"/>
-        </w:rPr>
         <w:t>Flutter Developer Boot</w:t>
       </w:r>
       <w:r>
         <w:rPr>
-          <w:rFonts w:hint="default"/>
-          <w:rtl w:val="0"/>
           <w:lang w:val="en-IN"/>
         </w:rPr>
         <w:t>-</w:t>
       </w:r>
       <w:r>
-        <w:rPr>
-          <w:rtl w:val="0"/>
-        </w:rPr>
         <w:t>camp</w:t>
       </w:r>
     </w:p>
@@ -57,17 +43,12 @@
         <w:spacing w:before="240" w:after="240"/>
       </w:pPr>
       <w:r>
-        <w:rPr>
-          <w:rtl w:val="0"/>
-        </w:rPr>
         <w:t xml:space="preserve"> </w:t>
       </w:r>
-      <w:bookmarkStart w:id="5" w:name="_GoBack"/>
-      <w:bookmarkEnd w:id="5"/>
-    </w:p>
-    <w:p>
-      <w:pPr>
-        <w:pStyle w:val="2"/>
+    </w:p>
+    <w:p>
+      <w:pPr>
+        <w:pStyle w:val="Heading1"/>
         <w:keepNext w:val="0"/>
         <w:keepLines w:val="0"/>
         <w:spacing w:before="480"/>
@@ -84,16 +65,12 @@
           <w:b/>
           <w:sz w:val="46"/>
           <w:szCs w:val="46"/>
-          <w:rtl w:val="0"/>
         </w:rPr>
         <w:t>Purpose</w:t>
       </w:r>
     </w:p>
     <w:p>
       <w:r>
-        <w:rPr>
-          <w:rtl w:val="0"/>
-        </w:rPr>
         <w:t>This exercise demonstrates how to practice and understand the concepts of class definitions, object-oriented programming, and method interactions in Dart. Specifically</w:t>
       </w:r>
     </w:p>
@@ -111,17 +88,27 @@
           <w:b/>
           <w:sz w:val="46"/>
           <w:szCs w:val="46"/>
-          <w:rtl w:val="0"/>
         </w:rPr>
         <w:t>Problem</w:t>
       </w:r>
     </w:p>
     <w:p>
       <w:r>
-        <w:rPr>
-          <w:rtl w:val="0"/>
-        </w:rPr>
-        <w:t>This exercise  introduces fundamental concepts of object-oriented programming. It defines classes A, B, C, D, and F, each holding a string variable initialized with specific values except A. Class A includes a method printValues that prints these values from instances of B, C, D, and F. Through instantiation in main, the code demonstrates how objects interact, highlighting encapsulation and modular design principles in object-oriented programming.</w:t>
+        <w:t xml:space="preserve">This </w:t>
+      </w:r>
+      <w:proofErr w:type="gramStart"/>
+      <w:r>
+        <w:t>exercise  introduces</w:t>
+      </w:r>
+      <w:proofErr w:type="gramEnd"/>
+      <w:r>
+        <w:t xml:space="preserve"> fundamental concepts of object-oriented programming. It defines classes A, B, C, D, and F, each holding a string variable initialized with specific values except A. Class A includes a method print</w:t>
+      </w:r>
+      <w:r>
+        <w:t xml:space="preserve"> </w:t>
+      </w:r>
+      <w:r>
+        <w:t>Values that prints these values from instances of B, C, D, and F. Through instantiation in main, the code demonstrates how objects interact, highlighting encapsulation and modular design principles in object-oriented programming.</w:t>
       </w:r>
     </w:p>
     <w:p/>
@@ -138,7 +125,6 @@
           <w:b/>
           <w:sz w:val="46"/>
           <w:szCs w:val="46"/>
-          <w:rtl w:val="0"/>
         </w:rPr>
         <w:t>How to Solve</w:t>
       </w:r>
@@ -149,16 +135,12 @@
         <w:ind w:left="360"/>
       </w:pPr>
       <w:r>
-        <w:rPr>
-          <w:rtl w:val="0"/>
-        </w:rPr>
         <w:t>1.</w:t>
       </w:r>
       <w:r>
         <w:rPr>
           <w:sz w:val="14"/>
           <w:szCs w:val="14"/>
-          <w:rtl w:val="0"/>
         </w:rPr>
         <w:t xml:space="preserve">  </w:t>
       </w:r>
@@ -166,25 +148,26 @@
         <w:rPr>
           <w:sz w:val="14"/>
           <w:szCs w:val="14"/>
-          <w:rtl w:val="0"/>
         </w:rPr>
         <w:tab/>
       </w:r>
       <w:r>
-        <w:rPr>
-          <w:rtl w:val="0"/>
-        </w:rPr>
-        <w:t>Checkout the Exercise from Git Repo:</w:t>
-      </w:r>
-    </w:p>
-    <w:p>
-      <w:pPr>
-        <w:spacing w:before="240" w:after="240"/>
-      </w:pPr>
-      <w:r>
-        <w:rPr>
-          <w:rtl w:val="0"/>
-        </w:rPr>
+        <w:t xml:space="preserve">Checkout the Exercise from </w:t>
+      </w:r>
+      <w:proofErr w:type="spellStart"/>
+      <w:r>
+        <w:t>Git</w:t>
+      </w:r>
+      <w:proofErr w:type="spellEnd"/>
+      <w:r>
+        <w:t xml:space="preserve"> Repo:</w:t>
+      </w:r>
+    </w:p>
+    <w:p>
+      <w:pPr>
+        <w:spacing w:before="240" w:after="240"/>
+      </w:pPr>
+      <w:r>
         <w:t>git clone -b &lt;user-branch&gt; &lt;repo-URL&gt;</w:t>
       </w:r>
     </w:p>
@@ -194,16 +177,12 @@
         <w:ind w:left="360"/>
       </w:pPr>
       <w:r>
-        <w:rPr>
-          <w:rtl w:val="0"/>
-        </w:rPr>
         <w:t>2.</w:t>
       </w:r>
       <w:r>
         <w:rPr>
           <w:sz w:val="14"/>
           <w:szCs w:val="14"/>
-          <w:rtl w:val="0"/>
         </w:rPr>
         <w:t xml:space="preserve">  </w:t>
       </w:r>
@@ -211,14 +190,10 @@
         <w:rPr>
           <w:sz w:val="14"/>
           <w:szCs w:val="14"/>
-          <w:rtl w:val="0"/>
         </w:rPr>
         <w:tab/>
       </w:r>
       <w:r>
-        <w:rPr>
-          <w:rtl w:val="0"/>
-        </w:rPr>
         <w:t>Open the root folder inside VS Code</w:t>
       </w:r>
     </w:p>
@@ -228,16 +203,12 @@
         <w:ind w:left="360"/>
       </w:pPr>
       <w:r>
-        <w:rPr>
-          <w:rtl w:val="0"/>
-        </w:rPr>
         <w:t>3.</w:t>
       </w:r>
       <w:r>
         <w:rPr>
           <w:sz w:val="14"/>
           <w:szCs w:val="14"/>
-          <w:rtl w:val="0"/>
         </w:rPr>
         <w:t xml:space="preserve">  </w:t>
       </w:r>
@@ -245,14 +216,10 @@
         <w:rPr>
           <w:sz w:val="14"/>
           <w:szCs w:val="14"/>
-          <w:rtl w:val="0"/>
         </w:rPr>
         <w:tab/>
       </w:r>
       <w:r>
-        <w:rPr>
-          <w:rtl w:val="0"/>
-        </w:rPr>
         <w:t>Open the root folder in terminal</w:t>
       </w:r>
     </w:p>
@@ -260,45 +227,44 @@
       <w:pPr>
         <w:spacing w:before="240" w:after="240"/>
         <w:rPr>
-          <w:rFonts w:ascii="Courier New" w:hAnsi="Courier New" w:eastAsia="Courier New" w:cs="Courier New"/>
-        </w:rPr>
-      </w:pPr>
-      <w:r>
-        <w:rPr>
-          <w:rtl w:val="0"/>
-        </w:rPr>
+          <w:rFonts w:ascii="Courier New" w:eastAsia="Courier New" w:hAnsi="Courier New" w:cs="Courier New"/>
+        </w:rPr>
+      </w:pPr>
+      <w:r>
         <w:t xml:space="preserve">4.         Run the command </w:t>
       </w:r>
       <w:r>
         <w:rPr>
-          <w:rFonts w:ascii="Courier New" w:hAnsi="Courier New" w:eastAsia="Courier New" w:cs="Courier New"/>
-          <w:rtl w:val="0"/>
-        </w:rPr>
-        <w:t>dart run filename.dart</w:t>
-      </w:r>
-    </w:p>
-    <w:p>
-      <w:pPr>
-        <w:spacing w:before="240" w:after="240"/>
-      </w:pPr>
-      <w:r>
-        <w:rPr>
-          <w:rtl w:val="0"/>
-        </w:rPr>
+          <w:rFonts w:ascii="Courier New" w:eastAsia="Courier New" w:hAnsi="Courier New" w:cs="Courier New"/>
+        </w:rPr>
+        <w:t xml:space="preserve">dart run </w:t>
+      </w:r>
+      <w:proofErr w:type="spellStart"/>
+      <w:proofErr w:type="gramStart"/>
+      <w:r>
+        <w:rPr>
+          <w:rFonts w:ascii="Courier New" w:eastAsia="Courier New" w:hAnsi="Courier New" w:cs="Courier New"/>
+        </w:rPr>
+        <w:t>filename.dart</w:t>
+      </w:r>
+      <w:proofErr w:type="spellEnd"/>
+      <w:proofErr w:type="gramEnd"/>
+    </w:p>
+    <w:p>
+      <w:pPr>
+        <w:spacing w:before="240" w:after="240"/>
+      </w:pPr>
+      <w:r>
         <w:t>5.</w:t>
       </w:r>
       <w:r>
         <w:rPr>
           <w:sz w:val="14"/>
           <w:szCs w:val="14"/>
-          <w:rtl w:val="0"/>
         </w:rPr>
         <w:t xml:space="preserve">            </w:t>
       </w:r>
       <w:r>
-        <w:rPr>
-          <w:rtl w:val="0"/>
-        </w:rPr>
         <w:t xml:space="preserve">  Create Classes and Variables:</w:t>
       </w:r>
     </w:p>
@@ -308,17 +274,16 @@
           <w:ilvl w:val="0"/>
           <w:numId w:val="1"/>
         </w:numPr>
-        <w:spacing w:before="240" w:after="0" w:afterAutospacing="0"/>
-        <w:ind w:left="720" w:hanging="360"/>
-        <w:rPr>
-          <w:u w:val="none"/>
-        </w:rPr>
-      </w:pPr>
-      <w:r>
-        <w:rPr>
-          <w:rtl w:val="0"/>
-        </w:rPr>
-        <w:t>A: Contains printValues method to print values from other classes.</w:t>
+        <w:spacing w:before="240"/>
+      </w:pPr>
+      <w:r>
+        <w:t>A: Contains print</w:t>
+      </w:r>
+      <w:r>
+        <w:t xml:space="preserve"> </w:t>
+      </w:r>
+      <w:r>
+        <w:t>Values method to print values from other classes.</w:t>
       </w:r>
     </w:p>
     <w:p>
@@ -327,27 +292,49 @@
           <w:ilvl w:val="0"/>
           <w:numId w:val="1"/>
         </w:numPr>
-        <w:spacing w:before="0" w:beforeAutospacing="0" w:after="240"/>
-        <w:ind w:left="720" w:hanging="360"/>
-        <w:rPr>
-          <w:u w:val="none"/>
-        </w:rPr>
-      </w:pPr>
-      <w:r>
-        <w:rPr>
-          <w:rtl w:val="0"/>
-        </w:rPr>
-        <w:t>B, C, D, F: Each has a string variable (bValue, cValue, dValue, fValue) with specific values.</w:t>
-      </w:r>
-    </w:p>
-    <w:p>
-      <w:pPr>
-        <w:spacing w:before="240" w:after="240"/>
-      </w:pPr>
-      <w:r>
-        <w:rPr>
-          <w:rtl w:val="0"/>
-        </w:rPr>
+        <w:spacing w:after="240"/>
+      </w:pPr>
+      <w:r>
+        <w:t>B, C, D, F: Each has a string variable (</w:t>
+      </w:r>
+      <w:proofErr w:type="spellStart"/>
+      <w:r>
+        <w:t>bValue</w:t>
+      </w:r>
+      <w:proofErr w:type="spellEnd"/>
+      <w:r>
+        <w:t xml:space="preserve">, </w:t>
+      </w:r>
+      <w:proofErr w:type="spellStart"/>
+      <w:r>
+        <w:t>cValue</w:t>
+      </w:r>
+      <w:proofErr w:type="spellEnd"/>
+      <w:r>
+        <w:t xml:space="preserve">, </w:t>
+      </w:r>
+      <w:proofErr w:type="spellStart"/>
+      <w:r>
+        <w:t>dValue</w:t>
+      </w:r>
+      <w:proofErr w:type="spellEnd"/>
+      <w:r>
+        <w:t xml:space="preserve">, </w:t>
+      </w:r>
+      <w:proofErr w:type="spellStart"/>
+      <w:r>
+        <w:t>fValue</w:t>
+      </w:r>
+      <w:proofErr w:type="spellEnd"/>
+      <w:r>
+        <w:t>) with specific values.</w:t>
+      </w:r>
+    </w:p>
+    <w:p>
+      <w:pPr>
+        <w:spacing w:before="240" w:after="240"/>
+      </w:pPr>
+      <w:r>
         <w:t>6.         Main Function:</w:t>
       </w:r>
     </w:p>
@@ -357,16 +344,9 @@
           <w:ilvl w:val="0"/>
           <w:numId w:val="2"/>
         </w:numPr>
-        <w:spacing w:before="240" w:after="0" w:afterAutospacing="0"/>
-        <w:ind w:left="720" w:hanging="360"/>
-        <w:rPr>
-          <w:u w:val="none"/>
-        </w:rPr>
-      </w:pPr>
-      <w:r>
-        <w:rPr>
-          <w:rtl w:val="0"/>
-        </w:rPr>
+        <w:spacing w:before="240"/>
+      </w:pPr>
+      <w:r>
         <w:t>Creates instances of A, B, C, D, and F.</w:t>
       </w:r>
     </w:p>
@@ -376,28 +356,33 @@
           <w:ilvl w:val="0"/>
           <w:numId w:val="2"/>
         </w:numPr>
-        <w:spacing w:before="0" w:beforeAutospacing="0" w:after="240"/>
-        <w:ind w:left="720" w:hanging="360"/>
-        <w:rPr>
-          <w:u w:val="none"/>
-        </w:rPr>
-      </w:pPr>
-      <w:r>
-        <w:rPr>
-          <w:rtl w:val="0"/>
-        </w:rPr>
-        <w:t>Calls printValues method of A to print values from instances of B, C, D, and F.</w:t>
-      </w:r>
-    </w:p>
-    <w:p>
-      <w:pPr>
-        <w:spacing w:before="240" w:after="240"/>
-      </w:pPr>
-      <w:r>
-        <w:rPr>
-          <w:rtl w:val="0"/>
-        </w:rPr>
-        <w:t>7.        Method printValues in Class A:</w:t>
+        <w:spacing w:after="240"/>
+      </w:pPr>
+      <w:r>
+        <w:t>Calls print</w:t>
+      </w:r>
+      <w:r>
+        <w:t xml:space="preserve"> </w:t>
+      </w:r>
+      <w:r>
+        <w:t>Values method of A to print values from instances of B, C, D, and F.</w:t>
+      </w:r>
+    </w:p>
+    <w:p>
+      <w:pPr>
+        <w:spacing w:before="240" w:after="240"/>
+      </w:pPr>
+      <w:r>
+        <w:lastRenderedPageBreak/>
+        <w:t xml:space="preserve">7.        Method </w:t>
+      </w:r>
+      <w:proofErr w:type="spellStart"/>
+      <w:r>
+        <w:t>printValues</w:t>
+      </w:r>
+      <w:proofErr w:type="spellEnd"/>
+      <w:r>
+        <w:t xml:space="preserve"> in Class A:</w:t>
       </w:r>
     </w:p>
     <w:p>
@@ -406,16 +391,9 @@
           <w:ilvl w:val="0"/>
           <w:numId w:val="3"/>
         </w:numPr>
-        <w:spacing w:before="240" w:after="0" w:afterAutospacing="0"/>
-        <w:ind w:left="720" w:hanging="360"/>
-        <w:rPr>
-          <w:u w:val="none"/>
-        </w:rPr>
-      </w:pPr>
-      <w:r>
-        <w:rPr>
-          <w:rtl w:val="0"/>
-        </w:rPr>
+        <w:spacing w:before="240"/>
+      </w:pPr>
+      <w:r>
         <w:t>Receives parameters (b, c, d, f) representing instances of B, C, D, and F.</w:t>
       </w:r>
     </w:p>
@@ -425,27 +403,49 @@
           <w:ilvl w:val="0"/>
           <w:numId w:val="3"/>
         </w:numPr>
-        <w:spacing w:before="0" w:beforeAutospacing="0" w:after="240"/>
-        <w:ind w:left="720" w:hanging="360"/>
-        <w:rPr>
-          <w:u w:val="none"/>
-        </w:rPr>
-      </w:pPr>
-      <w:r>
-        <w:rPr>
-          <w:rtl w:val="0"/>
-        </w:rPr>
-        <w:t>Prints values of bValue, cValue, dValue, and fValue from these instances.</w:t>
-      </w:r>
-    </w:p>
-    <w:p>
-      <w:pPr>
-        <w:spacing w:before="240" w:after="240"/>
-      </w:pPr>
-      <w:r>
-        <w:rPr>
-          <w:rtl w:val="0"/>
-        </w:rPr>
+        <w:spacing w:after="240"/>
+      </w:pPr>
+      <w:r>
+        <w:t xml:space="preserve">Prints values of </w:t>
+      </w:r>
+      <w:proofErr w:type="spellStart"/>
+      <w:r>
+        <w:t>bValue</w:t>
+      </w:r>
+      <w:proofErr w:type="spellEnd"/>
+      <w:r>
+        <w:t xml:space="preserve">, </w:t>
+      </w:r>
+      <w:proofErr w:type="spellStart"/>
+      <w:r>
+        <w:t>cValue</w:t>
+      </w:r>
+      <w:proofErr w:type="spellEnd"/>
+      <w:r>
+        <w:t xml:space="preserve">, </w:t>
+      </w:r>
+      <w:proofErr w:type="spellStart"/>
+      <w:r>
+        <w:t>dValue</w:t>
+      </w:r>
+      <w:proofErr w:type="spellEnd"/>
+      <w:r>
+        <w:t xml:space="preserve">, and </w:t>
+      </w:r>
+      <w:proofErr w:type="spellStart"/>
+      <w:r>
+        <w:t>fValue</w:t>
+      </w:r>
+      <w:proofErr w:type="spellEnd"/>
+      <w:r>
+        <w:t xml:space="preserve"> from these instances.</w:t>
+      </w:r>
+    </w:p>
+    <w:p>
+      <w:pPr>
+        <w:spacing w:before="240" w:after="240"/>
+      </w:pPr>
+      <w:r>
         <w:t>8.        Output: Displays:</w:t>
       </w:r>
     </w:p>
@@ -455,16 +455,9 @@
           <w:ilvl w:val="0"/>
           <w:numId w:val="4"/>
         </w:numPr>
-        <w:spacing w:before="240" w:after="0" w:afterAutospacing="0"/>
-        <w:ind w:left="720" w:hanging="360"/>
-        <w:rPr>
-          <w:u w:val="none"/>
-        </w:rPr>
-      </w:pPr>
-      <w:r>
-        <w:rPr>
-          <w:rtl w:val="0"/>
-        </w:rPr>
+        <w:spacing w:before="240"/>
+      </w:pPr>
+      <w:r>
         <w:t>Value from class B: Value from B</w:t>
       </w:r>
     </w:p>
@@ -474,16 +467,8 @@
           <w:ilvl w:val="0"/>
           <w:numId w:val="4"/>
         </w:numPr>
-        <w:spacing w:before="0" w:beforeAutospacing="0" w:after="0" w:afterAutospacing="0"/>
-        <w:ind w:left="720" w:hanging="360"/>
-        <w:rPr>
-          <w:u w:val="none"/>
-        </w:rPr>
-      </w:pPr>
-      <w:r>
-        <w:rPr>
-          <w:rtl w:val="0"/>
-        </w:rPr>
+      </w:pPr>
+      <w:r>
         <w:t>Value from class C: Value from C</w:t>
       </w:r>
     </w:p>
@@ -493,16 +478,8 @@
           <w:ilvl w:val="0"/>
           <w:numId w:val="4"/>
         </w:numPr>
-        <w:spacing w:before="0" w:beforeAutospacing="0" w:after="0" w:afterAutospacing="0"/>
-        <w:ind w:left="720" w:hanging="360"/>
-        <w:rPr>
-          <w:u w:val="none"/>
-        </w:rPr>
-      </w:pPr>
-      <w:r>
-        <w:rPr>
-          <w:rtl w:val="0"/>
-        </w:rPr>
+      </w:pPr>
+      <w:r>
         <w:t>Value from class D: Value from D</w:t>
       </w:r>
     </w:p>
@@ -512,16 +489,9 @@
           <w:ilvl w:val="0"/>
           <w:numId w:val="4"/>
         </w:numPr>
-        <w:spacing w:before="0" w:beforeAutospacing="0" w:after="240"/>
-        <w:ind w:left="720" w:hanging="360"/>
-        <w:rPr>
-          <w:u w:val="none"/>
-        </w:rPr>
-      </w:pPr>
-      <w:r>
-        <w:rPr>
-          <w:rtl w:val="0"/>
-        </w:rPr>
+        <w:spacing w:after="240"/>
+      </w:pPr>
+      <w:r>
         <w:t>Value from class F: Value from F</w:t>
       </w:r>
     </w:p>
@@ -535,16 +505,12 @@
         <w:spacing w:before="240" w:after="240"/>
       </w:pPr>
       <w:r>
-        <w:rPr>
-          <w:rtl w:val="0"/>
-        </w:rPr>
         <w:t>9.</w:t>
       </w:r>
       <w:r>
         <w:rPr>
           <w:sz w:val="14"/>
           <w:szCs w:val="14"/>
-          <w:rtl w:val="0"/>
         </w:rPr>
         <w:t xml:space="preserve">  </w:t>
       </w:r>
@@ -552,14 +518,10 @@
         <w:rPr>
           <w:sz w:val="14"/>
           <w:szCs w:val="14"/>
-          <w:rtl w:val="0"/>
         </w:rPr>
         <w:tab/>
       </w:r>
       <w:r>
-        <w:rPr>
-          <w:rtl w:val="0"/>
-        </w:rPr>
         <w:t xml:space="preserve">Go To File: &lt;specific-file-with---method&gt; à &lt;method-name&gt;, implement your logic. </w:t>
       </w:r>
     </w:p>
@@ -590,7 +552,6 @@
           <w:b/>
           <w:sz w:val="32"/>
           <w:szCs w:val="32"/>
-          <w:rtl w:val="0"/>
         </w:rPr>
         <w:t>You will Achieve</w:t>
       </w:r>
@@ -598,26 +559,28 @@
     <w:p>
       <w:pPr>
         <w:spacing w:before="240" w:after="240"/>
-        <w:ind w:left="720" w:firstLine="0"/>
+        <w:ind w:left="720"/>
         <w:jc w:val="both"/>
       </w:pPr>
       <w:r>
-        <w:rPr>
-          <w:rtl w:val="0"/>
-        </w:rPr>
-        <w:t>When you complete this exercise you will learn the following:</w:t>
-      </w:r>
-    </w:p>
-    <w:p>
-      <w:pPr>
-        <w:spacing w:before="240" w:after="240"/>
-        <w:ind w:left="720" w:firstLine="0"/>
+        <w:t xml:space="preserve">When you complete this </w:t>
+      </w:r>
+      <w:proofErr w:type="gramStart"/>
+      <w:r>
+        <w:t>exercise</w:t>
+      </w:r>
+      <w:proofErr w:type="gramEnd"/>
+      <w:r>
+        <w:t xml:space="preserve"> you will learn the following:</w:t>
+      </w:r>
+    </w:p>
+    <w:p>
+      <w:pPr>
+        <w:spacing w:before="240" w:after="240"/>
+        <w:ind w:left="720"/>
         <w:jc w:val="both"/>
       </w:pPr>
       <w:r>
-        <w:rPr>
-          <w:rtl w:val="0"/>
-        </w:rPr>
         <w:t>Methods and Functions Included</w:t>
       </w:r>
     </w:p>
@@ -627,8 +590,7 @@
           <w:ilvl w:val="0"/>
           <w:numId w:val="5"/>
         </w:numPr>
-        <w:spacing w:before="240" w:after="0" w:afterAutospacing="0"/>
-        <w:ind w:left="1440" w:hanging="360"/>
+        <w:spacing w:before="240"/>
         <w:jc w:val="both"/>
         <w:rPr>
           <w:b/>
@@ -637,7 +599,6 @@
       <w:r>
         <w:rPr>
           <w:b/>
-          <w:rtl w:val="0"/>
         </w:rPr>
         <w:t>Class A:</w:t>
       </w:r>
@@ -648,18 +609,45 @@
           <w:ilvl w:val="0"/>
           <w:numId w:val="5"/>
         </w:numPr>
-        <w:spacing w:before="0" w:beforeAutospacing="0" w:after="0" w:afterAutospacing="0"/>
-        <w:ind w:left="1440" w:hanging="360"/>
         <w:jc w:val="both"/>
-        <w:rPr>
-          <w:u w:val="none"/>
-        </w:rPr>
-      </w:pPr>
-      <w:r>
-        <w:rPr>
-          <w:rtl w:val="0"/>
-        </w:rPr>
-        <w:t>Method: printValues(B b, C c, D d, F f)</w:t>
+      </w:pPr>
+      <w:r>
+        <w:t>Method: print</w:t>
+      </w:r>
+      <w:r>
+        <w:t xml:space="preserve"> </w:t>
+      </w:r>
+      <w:proofErr w:type="gramStart"/>
+      <w:r>
+        <w:t>Values(</w:t>
+      </w:r>
+      <w:proofErr w:type="gramEnd"/>
+      <w:r>
+        <w:t xml:space="preserve">B </w:t>
+      </w:r>
+      <w:proofErr w:type="spellStart"/>
+      <w:r>
+        <w:t>b</w:t>
+      </w:r>
+      <w:proofErr w:type="spellEnd"/>
+      <w:r>
+        <w:t xml:space="preserve">, C </w:t>
+      </w:r>
+      <w:proofErr w:type="spellStart"/>
+      <w:r>
+        <w:t>c</w:t>
+      </w:r>
+      <w:proofErr w:type="spellEnd"/>
+      <w:r>
+        <w:t xml:space="preserve">, D </w:t>
+      </w:r>
+      <w:proofErr w:type="spellStart"/>
+      <w:r>
+        <w:t>d</w:t>
+      </w:r>
+      <w:proofErr w:type="spellEnd"/>
+      <w:r>
+        <w:t>, F f)</w:t>
       </w:r>
     </w:p>
     <w:p>
@@ -668,17 +656,9 @@
           <w:ilvl w:val="0"/>
           <w:numId w:val="5"/>
         </w:numPr>
-        <w:spacing w:before="0" w:beforeAutospacing="0" w:after="0" w:afterAutospacing="0"/>
-        <w:ind w:left="1440" w:hanging="360"/>
         <w:jc w:val="both"/>
-        <w:rPr>
-          <w:u w:val="none"/>
-        </w:rPr>
-      </w:pPr>
-      <w:r>
-        <w:rPr>
-          <w:rtl w:val="0"/>
-        </w:rPr>
+      </w:pPr>
+      <w:r>
         <w:t>Prints values from instances of classes B, C, D, and F.</w:t>
       </w:r>
     </w:p>
@@ -688,17 +668,9 @@
           <w:ilvl w:val="0"/>
           <w:numId w:val="5"/>
         </w:numPr>
-        <w:spacing w:before="0" w:beforeAutospacing="0" w:after="0" w:afterAutospacing="0"/>
-        <w:ind w:left="1440" w:hanging="360"/>
         <w:jc w:val="both"/>
-        <w:rPr>
-          <w:u w:val="none"/>
-        </w:rPr>
-      </w:pPr>
-      <w:r>
-        <w:rPr>
-          <w:rtl w:val="0"/>
-        </w:rPr>
+      </w:pPr>
+      <w:r>
         <w:t>Encapsulates functionality to display specific information stored in different objects.</w:t>
       </w:r>
     </w:p>
@@ -708,8 +680,6 @@
           <w:ilvl w:val="0"/>
           <w:numId w:val="5"/>
         </w:numPr>
-        <w:spacing w:before="0" w:beforeAutospacing="0" w:after="0" w:afterAutospacing="0"/>
-        <w:ind w:left="1440" w:hanging="360"/>
         <w:jc w:val="both"/>
         <w:rPr>
           <w:b/>
@@ -718,7 +688,6 @@
       <w:r>
         <w:rPr>
           <w:b/>
-          <w:rtl w:val="0"/>
         </w:rPr>
         <w:t>Class B, C, D, F:</w:t>
       </w:r>
@@ -729,19 +698,40 @@
           <w:ilvl w:val="0"/>
           <w:numId w:val="5"/>
         </w:numPr>
-        <w:spacing w:before="0" w:beforeAutospacing="0" w:after="0" w:afterAutospacing="0"/>
-        <w:ind w:left="1440" w:hanging="360"/>
         <w:jc w:val="both"/>
-        <w:rPr>
-          <w:u w:val="none"/>
-        </w:rPr>
-      </w:pPr>
-      <w:r>
-        <w:rPr>
-          <w:rtl w:val="0"/>
-        </w:rPr>
-        <w:t>Variables: bValue, cValue, dValue, fValue</w:t>
-      </w:r>
+      </w:pPr>
+      <w:r>
+        <w:t xml:space="preserve">Variables: </w:t>
+      </w:r>
+      <w:proofErr w:type="spellStart"/>
+      <w:r>
+        <w:t>bValue</w:t>
+      </w:r>
+      <w:proofErr w:type="spellEnd"/>
+      <w:r>
+        <w:t xml:space="preserve">, </w:t>
+      </w:r>
+      <w:proofErr w:type="spellStart"/>
+      <w:r>
+        <w:t>cValue</w:t>
+      </w:r>
+      <w:proofErr w:type="spellEnd"/>
+      <w:r>
+        <w:t xml:space="preserve">, </w:t>
+      </w:r>
+      <w:proofErr w:type="spellStart"/>
+      <w:r>
+        <w:t>dValue</w:t>
+      </w:r>
+      <w:proofErr w:type="spellEnd"/>
+      <w:r>
+        <w:t xml:space="preserve">, </w:t>
+      </w:r>
+      <w:proofErr w:type="spellStart"/>
+      <w:r>
+        <w:t>fValue</w:t>
+      </w:r>
+      <w:proofErr w:type="spellEnd"/>
     </w:p>
     <w:p>
       <w:pPr>
@@ -749,17 +739,9 @@
           <w:ilvl w:val="0"/>
           <w:numId w:val="5"/>
         </w:numPr>
-        <w:spacing w:before="0" w:beforeAutospacing="0" w:after="0" w:afterAutospacing="0"/>
-        <w:ind w:left="1440" w:hanging="360"/>
         <w:jc w:val="both"/>
-        <w:rPr>
-          <w:u w:val="none"/>
-        </w:rPr>
-      </w:pPr>
-      <w:r>
-        <w:rPr>
-          <w:rtl w:val="0"/>
-        </w:rPr>
+      </w:pPr>
+      <w:r>
         <w:t>String variables initialized with specific values ("Value from B", "Value from C", "Value from D", "Value from F").</w:t>
       </w:r>
     </w:p>
@@ -769,17 +751,9 @@
           <w:ilvl w:val="0"/>
           <w:numId w:val="5"/>
         </w:numPr>
-        <w:spacing w:before="0" w:beforeAutospacing="0" w:after="0" w:afterAutospacing="0"/>
-        <w:ind w:left="1440" w:hanging="360"/>
         <w:jc w:val="both"/>
-        <w:rPr>
-          <w:u w:val="none"/>
-        </w:rPr>
-      </w:pPr>
-      <w:r>
-        <w:rPr>
-          <w:rtl w:val="0"/>
-        </w:rPr>
+      </w:pPr>
+      <w:r>
         <w:t>Provides distinct data points that can be accessed and used by other classes.</w:t>
       </w:r>
     </w:p>
@@ -789,8 +763,6 @@
           <w:ilvl w:val="0"/>
           <w:numId w:val="5"/>
         </w:numPr>
-        <w:spacing w:before="0" w:beforeAutospacing="0" w:after="0" w:afterAutospacing="0"/>
-        <w:ind w:left="1440" w:hanging="360"/>
         <w:jc w:val="both"/>
         <w:rPr>
           <w:b/>
@@ -799,7 +771,6 @@
       <w:r>
         <w:rPr>
           <w:b/>
-          <w:rtl w:val="0"/>
         </w:rPr>
         <w:t>Main Function:</w:t>
       </w:r>
@@ -810,18 +781,42 @@
           <w:ilvl w:val="0"/>
           <w:numId w:val="5"/>
         </w:numPr>
-        <w:spacing w:before="0" w:beforeAutospacing="0" w:after="0" w:afterAutospacing="0"/>
-        <w:ind w:left="1440" w:hanging="360"/>
         <w:jc w:val="both"/>
-        <w:rPr>
-          <w:u w:val="none"/>
-        </w:rPr>
-      </w:pPr>
-      <w:r>
-        <w:rPr>
-          <w:rtl w:val="0"/>
-        </w:rPr>
-        <w:t>Object Creation: Instances of A, B, C, D, and F are created (A a = A();, B b = B();, etc.).</w:t>
+      </w:pPr>
+      <w:r>
+        <w:t xml:space="preserve">Object Creation: Instances of A, B, C, D, and F are created (A </w:t>
+      </w:r>
+      <w:proofErr w:type="spellStart"/>
+      <w:r>
+        <w:t>a</w:t>
+      </w:r>
+      <w:proofErr w:type="spellEnd"/>
+      <w:r>
+        <w:t xml:space="preserve"> = </w:t>
+      </w:r>
+      <w:proofErr w:type="gramStart"/>
+      <w:r>
+        <w:t>A();,</w:t>
+      </w:r>
+      <w:proofErr w:type="gramEnd"/>
+      <w:r>
+        <w:t xml:space="preserve"> B </w:t>
+      </w:r>
+      <w:proofErr w:type="spellStart"/>
+      <w:r>
+        <w:t>b</w:t>
+      </w:r>
+      <w:proofErr w:type="spellEnd"/>
+      <w:r>
+        <w:t xml:space="preserve"> = </w:t>
+      </w:r>
+      <w:proofErr w:type="gramStart"/>
+      <w:r>
+        <w:t>B();,</w:t>
+      </w:r>
+      <w:proofErr w:type="gramEnd"/>
+      <w:r>
+        <w:t xml:space="preserve"> etc.).</w:t>
       </w:r>
     </w:p>
     <w:p>
@@ -830,17 +825,9 @@
           <w:ilvl w:val="0"/>
           <w:numId w:val="5"/>
         </w:numPr>
-        <w:spacing w:before="0" w:beforeAutospacing="0" w:after="0" w:afterAutospacing="0"/>
-        <w:ind w:left="1440" w:hanging="360"/>
         <w:jc w:val="both"/>
-        <w:rPr>
-          <w:u w:val="none"/>
-        </w:rPr>
-      </w:pPr>
-      <w:r>
-        <w:rPr>
-          <w:rtl w:val="0"/>
-        </w:rPr>
+      </w:pPr>
+      <w:r>
         <w:t>Establishes objects that interact according to the defined classes and methods.</w:t>
       </w:r>
     </w:p>
@@ -850,30 +837,23 @@
           <w:ilvl w:val="0"/>
           <w:numId w:val="5"/>
         </w:numPr>
-        <w:spacing w:before="0" w:beforeAutospacing="0" w:after="240"/>
-        <w:ind w:left="1440" w:hanging="360"/>
+        <w:spacing w:after="240"/>
         <w:jc w:val="both"/>
-        <w:rPr>
-          <w:u w:val="none"/>
-        </w:rPr>
-      </w:pPr>
-      <w:r>
-        <w:rPr>
-          <w:rtl w:val="0"/>
-        </w:rPr>
+      </w:pPr>
+      <w:r>
         <w:t>Sets up the environment to demonstrate interaction and data flow between objects.</w:t>
       </w:r>
     </w:p>
     <w:p>
       <w:pPr>
         <w:spacing w:before="240" w:after="240"/>
-        <w:ind w:left="720" w:firstLine="0"/>
+        <w:ind w:left="720"/>
         <w:jc w:val="both"/>
       </w:pPr>
     </w:p>
     <w:p>
       <w:pPr>
-        <w:pStyle w:val="2"/>
+        <w:pStyle w:val="Heading1"/>
         <w:keepNext w:val="0"/>
         <w:keepLines w:val="0"/>
         <w:spacing w:before="480"/>
@@ -890,14 +870,13 @@
           <w:b/>
           <w:sz w:val="46"/>
           <w:szCs w:val="46"/>
-          <w:rtl w:val="0"/>
         </w:rPr>
         <w:t>Screenshots</w:t>
       </w:r>
     </w:p>
     <w:p>
       <w:pPr>
-        <w:pStyle w:val="3"/>
+        <w:pStyle w:val="Heading2"/>
         <w:keepNext w:val="0"/>
         <w:keepLines w:val="0"/>
         <w:spacing w:after="80"/>
@@ -914,16 +893,19 @@
           <w:b/>
           <w:sz w:val="34"/>
           <w:szCs w:val="34"/>
-          <w:rtl w:val="0"/>
-        </w:rPr>
+        </w:rPr>
+        <w:lastRenderedPageBreak/>
         <w:t>Expected output (Multiple hierarchy)</w:t>
       </w:r>
     </w:p>
     <w:p/>
     <w:p>
       <w:r>
+        <w:rPr>
+          <w:noProof/>
+        </w:rPr>
         <w:drawing>
-          <wp:inline distT="114300" distB="114300" distL="114300" distR="114300">
+          <wp:inline distT="114300" distB="114300" distL="114300" distR="114300" wp14:anchorId="0845225C" wp14:editId="5F43E283">
             <wp:extent cx="4895850" cy="1809750"/>
             <wp:effectExtent l="0" t="0" r="0" b="0"/>
             <wp:docPr id="1" name="image1.png"/>
@@ -936,7 +918,7 @@
                     <pic:cNvPicPr preferRelativeResize="0"/>
                   </pic:nvPicPr>
                   <pic:blipFill>
-                    <a:blip r:embed="rId6"/>
+                    <a:blip r:embed="rId7"/>
                     <a:srcRect/>
                     <a:stretch>
                       <a:fillRect/>
@@ -968,15 +950,12 @@
         <w:spacing w:before="240" w:after="240"/>
       </w:pPr>
       <w:r>
-        <w:rPr>
-          <w:rtl w:val="0"/>
-        </w:rPr>
         <w:t xml:space="preserve"> </w:t>
       </w:r>
     </w:p>
     <w:p>
       <w:pPr>
-        <w:pStyle w:val="2"/>
+        <w:pStyle w:val="Heading1"/>
         <w:keepNext w:val="0"/>
         <w:keepLines w:val="0"/>
         <w:spacing w:before="480"/>
@@ -993,7 +972,6 @@
           <w:b/>
           <w:sz w:val="46"/>
           <w:szCs w:val="46"/>
-          <w:rtl w:val="0"/>
         </w:rPr>
         <w:t>How to submit your exercise</w:t>
       </w:r>
@@ -1003,9 +981,6 @@
         <w:spacing w:before="240" w:after="240"/>
       </w:pPr>
       <w:r>
-        <w:rPr>
-          <w:rtl w:val="0"/>
-        </w:rPr>
         <w:t>Push your project back to the same git branch using command:</w:t>
       </w:r>
     </w:p>
@@ -1014,9 +989,6 @@
         <w:spacing w:before="240" w:after="240"/>
       </w:pPr>
       <w:r>
-        <w:rPr>
-          <w:rtl w:val="0"/>
-        </w:rPr>
         <w:t>&lt;command name&gt;</w:t>
       </w:r>
     </w:p>
@@ -1025,15 +997,12 @@
         <w:spacing w:before="240" w:after="240"/>
       </w:pPr>
       <w:r>
-        <w:rPr>
-          <w:rtl w:val="0"/>
-        </w:rPr>
         <w:t xml:space="preserve"> </w:t>
       </w:r>
     </w:p>
     <w:p>
       <w:pPr>
-        <w:pStyle w:val="2"/>
+        <w:pStyle w:val="Heading1"/>
         <w:keepNext w:val="0"/>
         <w:keepLines w:val="0"/>
         <w:spacing w:before="480"/>
@@ -1050,7 +1019,6 @@
           <w:b/>
           <w:sz w:val="46"/>
           <w:szCs w:val="46"/>
-          <w:rtl w:val="0"/>
         </w:rPr>
         <w:t>Happy Coding!</w:t>
       </w:r>
@@ -1060,9 +1028,6 @@
         <w:spacing w:before="240" w:after="240"/>
       </w:pPr>
       <w:r>
-        <w:rPr>
-          <w:rtl w:val="0"/>
-        </w:rPr>
         <w:t xml:space="preserve"> </w:t>
       </w:r>
     </w:p>
@@ -1073,15 +1038,15 @@
       <w:pgSz w:w="12240" w:h="15840"/>
       <w:pgMar w:top="1440" w:right="1440" w:bottom="1440" w:left="1440" w:header="720" w:footer="720" w:gutter="0"/>
       <w:pgNumType w:start="1"/>
-      <w:cols w:space="720" w:num="1"/>
+      <w:cols w:space="720"/>
     </w:sectPr>
   </w:body>
 </w:document>
 </file>
 
 <file path=word/endnotes.xml><?xml version="1.0" encoding="utf-8"?>
-<w:endnotes xmlns:wpc="http://schemas.microsoft.com/office/word/2010/wordprocessingCanvas" xmlns:mc="http://schemas.openxmlformats.org/markup-compatibility/2006" xmlns:o="urn:schemas-microsoft-com:office:office" xmlns:r="http://schemas.openxmlformats.org/officeDocument/2006/relationships" xmlns:m="http://schemas.openxmlformats.org/officeDocument/2006/math" xmlns:v="urn:schemas-microsoft-com:vml" xmlns:wp14="http://schemas.microsoft.com/office/word/2010/wordprocessingDrawing" xmlns:wp="http://schemas.openxmlformats.org/drawingml/2006/wordprocessingDrawing" xmlns:w="http://schemas.openxmlformats.org/wordprocessingml/2006/main" xmlns:w14="http://schemas.microsoft.com/office/word/2010/wordml" xmlns:w15="http://schemas.microsoft.com/office/word/2012/wordml" xmlns:w10="urn:schemas-microsoft-com:office:word" xmlns:wpg="http://schemas.microsoft.com/office/word/2010/wordprocessingGroup" xmlns:wpi="http://schemas.microsoft.com/office/word/2010/wordprocessingInk" xmlns:wne="http://schemas.microsoft.com/office/word/2006/wordml" xmlns:wps="http://schemas.microsoft.com/office/word/2010/wordprocessingShape" xmlns:wpsCustomData="http://www.wps.cn/officeDocument/2013/wpsCustomData" mc:Ignorable="w14 w15 wp14">
-  <w:endnote w:type="separator" w:id="0">
+<w:endnotes xmlns:wpc="http://schemas.microsoft.com/office/word/2010/wordprocessingCanvas" xmlns:cx="http://schemas.microsoft.com/office/drawing/2014/chartex" xmlns:cx1="http://schemas.microsoft.com/office/drawing/2015/9/8/chartex" xmlns:cx2="http://schemas.microsoft.com/office/drawing/2015/10/21/chartex" xmlns:cx3="http://schemas.microsoft.com/office/drawing/2016/5/9/chartex" xmlns:cx4="http://schemas.microsoft.com/office/drawing/2016/5/10/chartex" xmlns:cx5="http://schemas.microsoft.com/office/drawing/2016/5/11/chartex" xmlns:cx6="http://schemas.microsoft.com/office/drawing/2016/5/12/chartex" xmlns:cx7="http://schemas.microsoft.com/office/drawing/2016/5/13/chartex" xmlns:cx8="http://schemas.microsoft.com/office/drawing/2016/5/14/chartex" xmlns:mc="http://schemas.openxmlformats.org/markup-compatibility/2006" xmlns:aink="http://schemas.microsoft.com/office/drawing/2016/ink" xmlns:am3d="http://schemas.microsoft.com/office/drawing/2017/model3d" xmlns:o="urn:schemas-microsoft-com:office:office" xmlns:oel="http://schemas.microsoft.com/office/2019/extlst" xmlns:r="http://schemas.openxmlformats.org/officeDocument/2006/relationships" xmlns:m="http://schemas.openxmlformats.org/officeDocument/2006/math" xmlns:v="urn:schemas-microsoft-com:vml" xmlns:wp14="http://schemas.microsoft.com/office/word/2010/wordprocessingDrawing" xmlns:wp="http://schemas.openxmlformats.org/drawingml/2006/wordprocessingDrawing" xmlns:w10="urn:schemas-microsoft-com:office:word" xmlns:w="http://schemas.openxmlformats.org/wordprocessingml/2006/main" xmlns:w14="http://schemas.microsoft.com/office/word/2010/wordml" xmlns:w15="http://schemas.microsoft.com/office/word/2012/wordml" xmlns:w16cex="http://schemas.microsoft.com/office/word/2018/wordml/cex" xmlns:w16cid="http://schemas.microsoft.com/office/word/2016/wordml/cid" xmlns:w16="http://schemas.microsoft.com/office/word/2018/wordml" xmlns:w16du="http://schemas.microsoft.com/office/word/2023/wordml/word16du" xmlns:w16sdtdh="http://schemas.microsoft.com/office/word/2020/wordml/sdtdatahash" xmlns:w16sdtfl="http://schemas.microsoft.com/office/word/2024/wordml/sdtformatlock" xmlns:w16se="http://schemas.microsoft.com/office/word/2015/wordml/symex" xmlns:wpg="http://schemas.microsoft.com/office/word/2010/wordprocessingGroup" xmlns:wpi="http://schemas.microsoft.com/office/word/2010/wordprocessingInk" xmlns:wne="http://schemas.microsoft.com/office/word/2006/wordml" xmlns:wps="http://schemas.microsoft.com/office/word/2010/wordprocessingShape" mc:Ignorable="w14 w15 w16se w16cid w16 w16cex w16sdtdh w16sdtfl w16du wp14">
+  <w:endnote w:type="separator" w:id="-1">
     <w:p>
       <w:pPr>
         <w:spacing w:line="240" w:lineRule="auto"/>
@@ -1091,7 +1056,7 @@
       </w:r>
     </w:p>
   </w:endnote>
-  <w:endnote w:type="continuationSeparator" w:id="1">
+  <w:endnote w:type="continuationSeparator" w:id="0">
     <w:p>
       <w:pPr>
         <w:spacing w:line="240" w:lineRule="auto"/>
@@ -1105,22 +1070,16 @@
 </file>
 
 <file path=word/footnotes.xml><?xml version="1.0" encoding="utf-8"?>
-<w:footnotes xmlns:wpc="http://schemas.microsoft.com/office/word/2010/wordprocessingCanvas" xmlns:mc="http://schemas.openxmlformats.org/markup-compatibility/2006" xmlns:o="urn:schemas-microsoft-com:office:office" xmlns:r="http://schemas.openxmlformats.org/officeDocument/2006/relationships" xmlns:m="http://schemas.openxmlformats.org/officeDocument/2006/math" xmlns:v="urn:schemas-microsoft-com:vml" xmlns:wp14="http://schemas.microsoft.com/office/word/2010/wordprocessingDrawing" xmlns:wp="http://schemas.openxmlformats.org/drawingml/2006/wordprocessingDrawing" xmlns:w="http://schemas.openxmlformats.org/wordprocessingml/2006/main" xmlns:w14="http://schemas.microsoft.com/office/word/2010/wordml" xmlns:w15="http://schemas.microsoft.com/office/word/2012/wordml" xmlns:w10="urn:schemas-microsoft-com:office:word" xmlns:wpg="http://schemas.microsoft.com/office/word/2010/wordprocessingGroup" xmlns:wpi="http://schemas.microsoft.com/office/word/2010/wordprocessingInk" xmlns:wne="http://schemas.microsoft.com/office/word/2006/wordml" xmlns:wps="http://schemas.microsoft.com/office/word/2010/wordprocessingShape" xmlns:wpsCustomData="http://www.wps.cn/officeDocument/2013/wpsCustomData" mc:Ignorable="w14 w15 wp14">
-  <w:footnote w:type="separator" w:id="0">
-    <w:p>
-      <w:pPr>
-        <w:spacing w:line="276" w:lineRule="auto"/>
-      </w:pPr>
+<w:footnotes xmlns:wpc="http://schemas.microsoft.com/office/word/2010/wordprocessingCanvas" xmlns:cx="http://schemas.microsoft.com/office/drawing/2014/chartex" xmlns:cx1="http://schemas.microsoft.com/office/drawing/2015/9/8/chartex" xmlns:cx2="http://schemas.microsoft.com/office/drawing/2015/10/21/chartex" xmlns:cx3="http://schemas.microsoft.com/office/drawing/2016/5/9/chartex" xmlns:cx4="http://schemas.microsoft.com/office/drawing/2016/5/10/chartex" xmlns:cx5="http://schemas.microsoft.com/office/drawing/2016/5/11/chartex" xmlns:cx6="http://schemas.microsoft.com/office/drawing/2016/5/12/chartex" xmlns:cx7="http://schemas.microsoft.com/office/drawing/2016/5/13/chartex" xmlns:cx8="http://schemas.microsoft.com/office/drawing/2016/5/14/chartex" xmlns:mc="http://schemas.openxmlformats.org/markup-compatibility/2006" xmlns:aink="http://schemas.microsoft.com/office/drawing/2016/ink" xmlns:am3d="http://schemas.microsoft.com/office/drawing/2017/model3d" xmlns:o="urn:schemas-microsoft-com:office:office" xmlns:oel="http://schemas.microsoft.com/office/2019/extlst" xmlns:r="http://schemas.openxmlformats.org/officeDocument/2006/relationships" xmlns:m="http://schemas.openxmlformats.org/officeDocument/2006/math" xmlns:v="urn:schemas-microsoft-com:vml" xmlns:wp14="http://schemas.microsoft.com/office/word/2010/wordprocessingDrawing" xmlns:wp="http://schemas.openxmlformats.org/drawingml/2006/wordprocessingDrawing" xmlns:w10="urn:schemas-microsoft-com:office:word" xmlns:w="http://schemas.openxmlformats.org/wordprocessingml/2006/main" xmlns:w14="http://schemas.microsoft.com/office/word/2010/wordml" xmlns:w15="http://schemas.microsoft.com/office/word/2012/wordml" xmlns:w16cex="http://schemas.microsoft.com/office/word/2018/wordml/cex" xmlns:w16cid="http://schemas.microsoft.com/office/word/2016/wordml/cid" xmlns:w16="http://schemas.microsoft.com/office/word/2018/wordml" xmlns:w16du="http://schemas.microsoft.com/office/word/2023/wordml/word16du" xmlns:w16sdtdh="http://schemas.microsoft.com/office/word/2020/wordml/sdtdatahash" xmlns:w16sdtfl="http://schemas.microsoft.com/office/word/2024/wordml/sdtformatlock" xmlns:w16se="http://schemas.microsoft.com/office/word/2015/wordml/symex" xmlns:wpg="http://schemas.microsoft.com/office/word/2010/wordprocessingGroup" xmlns:wpi="http://schemas.microsoft.com/office/word/2010/wordprocessingInk" xmlns:wne="http://schemas.microsoft.com/office/word/2006/wordml" xmlns:wps="http://schemas.microsoft.com/office/word/2010/wordprocessingShape" mc:Ignorable="w14 w15 w16se w16cid w16 w16cex w16sdtdh w16sdtfl w16du wp14">
+  <w:footnote w:type="separator" w:id="-1">
+    <w:p>
       <w:r>
         <w:separator/>
       </w:r>
     </w:p>
   </w:footnote>
-  <w:footnote w:type="continuationSeparator" w:id="1">
-    <w:p>
-      <w:pPr>
-        <w:spacing w:line="276" w:lineRule="auto"/>
-      </w:pPr>
+  <w:footnote w:type="continuationSeparator" w:id="0">
+    <w:p>
       <w:r>
         <w:continuationSeparator/>
       </w:r>
@@ -1130,12 +1089,12 @@
 </file>
 
 <file path=word/numbering.xml><?xml version="1.0" encoding="utf-8"?>
-<w:numbering xmlns:wpc="http://schemas.microsoft.com/office/word/2010/wordprocessingCanvas" xmlns:mc="http://schemas.openxmlformats.org/markup-compatibility/2006" xmlns:o="urn:schemas-microsoft-com:office:office" xmlns:r="http://schemas.openxmlformats.org/officeDocument/2006/relationships" xmlns:m="http://schemas.openxmlformats.org/officeDocument/2006/math" xmlns:v="urn:schemas-microsoft-com:vml" xmlns:wp14="http://schemas.microsoft.com/office/word/2010/wordprocessingDrawing" xmlns:wp="http://schemas.openxmlformats.org/drawingml/2006/wordprocessingDrawing" xmlns:w10="urn:schemas-microsoft-com:office:word" xmlns:w="http://schemas.openxmlformats.org/wordprocessingml/2006/main" xmlns:w14="http://schemas.microsoft.com/office/word/2010/wordml" xmlns:wpg="http://schemas.microsoft.com/office/word/2010/wordprocessingGroup" xmlns:wpi="http://schemas.microsoft.com/office/word/2010/wordprocessingInk" xmlns:wne="http://schemas.microsoft.com/office/word/2006/wordml" xmlns:wps="http://schemas.microsoft.com/office/word/2010/wordprocessingShape" xmlns:wpsCustomData="http://www.wps.cn/officeDocument/2013/wpsCustomData" mc:Ignorable="w14 wp14">
-  <w:abstractNum w:abstractNumId="0">
+<w:numbering xmlns:wpc="http://schemas.microsoft.com/office/word/2010/wordprocessingCanvas" xmlns:cx="http://schemas.microsoft.com/office/drawing/2014/chartex" xmlns:cx1="http://schemas.microsoft.com/office/drawing/2015/9/8/chartex" xmlns:cx2="http://schemas.microsoft.com/office/drawing/2015/10/21/chartex" xmlns:cx3="http://schemas.microsoft.com/office/drawing/2016/5/9/chartex" xmlns:cx4="http://schemas.microsoft.com/office/drawing/2016/5/10/chartex" xmlns:cx5="http://schemas.microsoft.com/office/drawing/2016/5/11/chartex" xmlns:cx6="http://schemas.microsoft.com/office/drawing/2016/5/12/chartex" xmlns:cx7="http://schemas.microsoft.com/office/drawing/2016/5/13/chartex" xmlns:cx8="http://schemas.microsoft.com/office/drawing/2016/5/14/chartex" xmlns:mc="http://schemas.openxmlformats.org/markup-compatibility/2006" xmlns:aink="http://schemas.microsoft.com/office/drawing/2016/ink" xmlns:am3d="http://schemas.microsoft.com/office/drawing/2017/model3d" xmlns:o="urn:schemas-microsoft-com:office:office" xmlns:oel="http://schemas.microsoft.com/office/2019/extlst" xmlns:r="http://schemas.openxmlformats.org/officeDocument/2006/relationships" xmlns:m="http://schemas.openxmlformats.org/officeDocument/2006/math" xmlns:v="urn:schemas-microsoft-com:vml" xmlns:wp14="http://schemas.microsoft.com/office/word/2010/wordprocessingDrawing" xmlns:wp="http://schemas.openxmlformats.org/drawingml/2006/wordprocessingDrawing" xmlns:w10="urn:schemas-microsoft-com:office:word" xmlns:w="http://schemas.openxmlformats.org/wordprocessingml/2006/main" xmlns:w14="http://schemas.microsoft.com/office/word/2010/wordml" xmlns:w15="http://schemas.microsoft.com/office/word/2012/wordml" xmlns:w16cex="http://schemas.microsoft.com/office/word/2018/wordml/cex" xmlns:w16cid="http://schemas.microsoft.com/office/word/2016/wordml/cid" xmlns:w16="http://schemas.microsoft.com/office/word/2018/wordml" xmlns:w16du="http://schemas.microsoft.com/office/word/2023/wordml/word16du" xmlns:w16sdtdh="http://schemas.microsoft.com/office/word/2020/wordml/sdtdatahash" xmlns:w16sdtfl="http://schemas.microsoft.com/office/word/2024/wordml/sdtformatlock" xmlns:w16se="http://schemas.microsoft.com/office/word/2015/wordml/symex" xmlns:wpg="http://schemas.microsoft.com/office/word/2010/wordprocessingGroup" xmlns:wpi="http://schemas.microsoft.com/office/word/2010/wordprocessingInk" xmlns:wne="http://schemas.microsoft.com/office/word/2006/wordml" xmlns:wps="http://schemas.microsoft.com/office/word/2010/wordprocessingShape" mc:Ignorable="w14 w15 w16se w16cid w16 w16cex w16sdtdh w16sdtfl w16du wp14">
+  <w:abstractNum w:abstractNumId="0" w15:restartNumberingAfterBreak="0">
     <w:nsid w:val="B5E306ED"/>
     <w:multiLevelType w:val="multilevel"/>
     <w:tmpl w:val="B5E306ED"/>
-    <w:lvl w:ilvl="0" w:tentative="0">
+    <w:lvl w:ilvl="0">
       <w:start w:val="1"/>
       <w:numFmt w:val="bullet"/>
       <w:lvlText w:val="●"/>
@@ -1147,7 +1106,7 @@
         <w:u w:val="none"/>
       </w:rPr>
     </w:lvl>
-    <w:lvl w:ilvl="1" w:tentative="0">
+    <w:lvl w:ilvl="1">
       <w:start w:val="1"/>
       <w:numFmt w:val="bullet"/>
       <w:lvlText w:val="○"/>
@@ -1159,7 +1118,7 @@
         <w:u w:val="none"/>
       </w:rPr>
     </w:lvl>
-    <w:lvl w:ilvl="2" w:tentative="0">
+    <w:lvl w:ilvl="2">
       <w:start w:val="1"/>
       <w:numFmt w:val="bullet"/>
       <w:lvlText w:val="■"/>
@@ -1171,7 +1130,7 @@
         <w:u w:val="none"/>
       </w:rPr>
     </w:lvl>
-    <w:lvl w:ilvl="3" w:tentative="0">
+    <w:lvl w:ilvl="3">
       <w:start w:val="1"/>
       <w:numFmt w:val="bullet"/>
       <w:lvlText w:val="●"/>
@@ -1183,7 +1142,7 @@
         <w:u w:val="none"/>
       </w:rPr>
     </w:lvl>
-    <w:lvl w:ilvl="4" w:tentative="0">
+    <w:lvl w:ilvl="4">
       <w:start w:val="1"/>
       <w:numFmt w:val="bullet"/>
       <w:lvlText w:val="○"/>
@@ -1195,7 +1154,7 @@
         <w:u w:val="none"/>
       </w:rPr>
     </w:lvl>
-    <w:lvl w:ilvl="5" w:tentative="0">
+    <w:lvl w:ilvl="5">
       <w:start w:val="1"/>
       <w:numFmt w:val="bullet"/>
       <w:lvlText w:val="■"/>
@@ -1207,7 +1166,7 @@
         <w:u w:val="none"/>
       </w:rPr>
     </w:lvl>
-    <w:lvl w:ilvl="6" w:tentative="0">
+    <w:lvl w:ilvl="6">
       <w:start w:val="1"/>
       <w:numFmt w:val="bullet"/>
       <w:lvlText w:val="●"/>
@@ -1219,7 +1178,7 @@
         <w:u w:val="none"/>
       </w:rPr>
     </w:lvl>
-    <w:lvl w:ilvl="7" w:tentative="0">
+    <w:lvl w:ilvl="7">
       <w:start w:val="1"/>
       <w:numFmt w:val="bullet"/>
       <w:lvlText w:val="○"/>
@@ -1231,7 +1190,7 @@
         <w:u w:val="none"/>
       </w:rPr>
     </w:lvl>
-    <w:lvl w:ilvl="8" w:tentative="0">
+    <w:lvl w:ilvl="8">
       <w:start w:val="1"/>
       <w:numFmt w:val="bullet"/>
       <w:lvlText w:val="■"/>
@@ -1244,11 +1203,11 @@
       </w:rPr>
     </w:lvl>
   </w:abstractNum>
-  <w:abstractNum w:abstractNumId="1">
+  <w:abstractNum w:abstractNumId="1" w15:restartNumberingAfterBreak="0">
     <w:nsid w:val="BF205925"/>
     <w:multiLevelType w:val="multilevel"/>
     <w:tmpl w:val="BF205925"/>
-    <w:lvl w:ilvl="0" w:tentative="0">
+    <w:lvl w:ilvl="0">
       <w:start w:val="1"/>
       <w:numFmt w:val="bullet"/>
       <w:lvlText w:val="●"/>
@@ -1260,7 +1219,7 @@
         <w:u w:val="none"/>
       </w:rPr>
     </w:lvl>
-    <w:lvl w:ilvl="1" w:tentative="0">
+    <w:lvl w:ilvl="1">
       <w:start w:val="1"/>
       <w:numFmt w:val="bullet"/>
       <w:lvlText w:val="○"/>
@@ -1272,7 +1231,7 @@
         <w:u w:val="none"/>
       </w:rPr>
     </w:lvl>
-    <w:lvl w:ilvl="2" w:tentative="0">
+    <w:lvl w:ilvl="2">
       <w:start w:val="1"/>
       <w:numFmt w:val="bullet"/>
       <w:lvlText w:val="■"/>
@@ -1284,7 +1243,7 @@
         <w:u w:val="none"/>
       </w:rPr>
     </w:lvl>
-    <w:lvl w:ilvl="3" w:tentative="0">
+    <w:lvl w:ilvl="3">
       <w:start w:val="1"/>
       <w:numFmt w:val="bullet"/>
       <w:lvlText w:val="●"/>
@@ -1296,7 +1255,7 @@
         <w:u w:val="none"/>
       </w:rPr>
     </w:lvl>
-    <w:lvl w:ilvl="4" w:tentative="0">
+    <w:lvl w:ilvl="4">
       <w:start w:val="1"/>
       <w:numFmt w:val="bullet"/>
       <w:lvlText w:val="○"/>
@@ -1308,7 +1267,7 @@
         <w:u w:val="none"/>
       </w:rPr>
     </w:lvl>
-    <w:lvl w:ilvl="5" w:tentative="0">
+    <w:lvl w:ilvl="5">
       <w:start w:val="1"/>
       <w:numFmt w:val="bullet"/>
       <w:lvlText w:val="■"/>
@@ -1320,7 +1279,7 @@
         <w:u w:val="none"/>
       </w:rPr>
     </w:lvl>
-    <w:lvl w:ilvl="6" w:tentative="0">
+    <w:lvl w:ilvl="6">
       <w:start w:val="1"/>
       <w:numFmt w:val="bullet"/>
       <w:lvlText w:val="●"/>
@@ -1332,7 +1291,7 @@
         <w:u w:val="none"/>
       </w:rPr>
     </w:lvl>
-    <w:lvl w:ilvl="7" w:tentative="0">
+    <w:lvl w:ilvl="7">
       <w:start w:val="1"/>
       <w:numFmt w:val="bullet"/>
       <w:lvlText w:val="○"/>
@@ -1344,7 +1303,7 @@
         <w:u w:val="none"/>
       </w:rPr>
     </w:lvl>
-    <w:lvl w:ilvl="8" w:tentative="0">
+    <w:lvl w:ilvl="8">
       <w:start w:val="1"/>
       <w:numFmt w:val="bullet"/>
       <w:lvlText w:val="■"/>
@@ -1357,11 +1316,11 @@
       </w:rPr>
     </w:lvl>
   </w:abstractNum>
-  <w:abstractNum w:abstractNumId="2">
+  <w:abstractNum w:abstractNumId="2" w15:restartNumberingAfterBreak="0">
     <w:nsid w:val="CF092B84"/>
     <w:multiLevelType w:val="multilevel"/>
     <w:tmpl w:val="CF092B84"/>
-    <w:lvl w:ilvl="0" w:tentative="0">
+    <w:lvl w:ilvl="0">
       <w:start w:val="1"/>
       <w:numFmt w:val="bullet"/>
       <w:lvlText w:val="●"/>
@@ -1373,7 +1332,7 @@
         <w:u w:val="none"/>
       </w:rPr>
     </w:lvl>
-    <w:lvl w:ilvl="1" w:tentative="0">
+    <w:lvl w:ilvl="1">
       <w:start w:val="1"/>
       <w:numFmt w:val="bullet"/>
       <w:lvlText w:val="○"/>
@@ -1385,7 +1344,7 @@
         <w:u w:val="none"/>
       </w:rPr>
     </w:lvl>
-    <w:lvl w:ilvl="2" w:tentative="0">
+    <w:lvl w:ilvl="2">
       <w:start w:val="1"/>
       <w:numFmt w:val="bullet"/>
       <w:lvlText w:val="■"/>
@@ -1397,7 +1356,7 @@
         <w:u w:val="none"/>
       </w:rPr>
     </w:lvl>
-    <w:lvl w:ilvl="3" w:tentative="0">
+    <w:lvl w:ilvl="3">
       <w:start w:val="1"/>
       <w:numFmt w:val="bullet"/>
       <w:lvlText w:val="●"/>
@@ -1409,7 +1368,7 @@
         <w:u w:val="none"/>
       </w:rPr>
     </w:lvl>
-    <w:lvl w:ilvl="4" w:tentative="0">
+    <w:lvl w:ilvl="4">
       <w:start w:val="1"/>
       <w:numFmt w:val="bullet"/>
       <w:lvlText w:val="○"/>
@@ -1421,7 +1380,7 @@
         <w:u w:val="none"/>
       </w:rPr>
     </w:lvl>
-    <w:lvl w:ilvl="5" w:tentative="0">
+    <w:lvl w:ilvl="5">
       <w:start w:val="1"/>
       <w:numFmt w:val="bullet"/>
       <w:lvlText w:val="■"/>
@@ -1433,7 +1392,7 @@
         <w:u w:val="none"/>
       </w:rPr>
     </w:lvl>
-    <w:lvl w:ilvl="6" w:tentative="0">
+    <w:lvl w:ilvl="6">
       <w:start w:val="1"/>
       <w:numFmt w:val="bullet"/>
       <w:lvlText w:val="●"/>
@@ -1445,7 +1404,7 @@
         <w:u w:val="none"/>
       </w:rPr>
     </w:lvl>
-    <w:lvl w:ilvl="7" w:tentative="0">
+    <w:lvl w:ilvl="7">
       <w:start w:val="1"/>
       <w:numFmt w:val="bullet"/>
       <w:lvlText w:val="○"/>
@@ -1457,7 +1416,7 @@
         <w:u w:val="none"/>
       </w:rPr>
     </w:lvl>
-    <w:lvl w:ilvl="8" w:tentative="0">
+    <w:lvl w:ilvl="8">
       <w:start w:val="1"/>
       <w:numFmt w:val="bullet"/>
       <w:lvlText w:val="■"/>
@@ -1470,11 +1429,11 @@
       </w:rPr>
     </w:lvl>
   </w:abstractNum>
-  <w:abstractNum w:abstractNumId="3">
+  <w:abstractNum w:abstractNumId="3" w15:restartNumberingAfterBreak="0">
     <w:nsid w:val="0053208E"/>
     <w:multiLevelType w:val="multilevel"/>
     <w:tmpl w:val="0053208E"/>
-    <w:lvl w:ilvl="0" w:tentative="0">
+    <w:lvl w:ilvl="0">
       <w:start w:val="1"/>
       <w:numFmt w:val="bullet"/>
       <w:lvlText w:val="●"/>
@@ -1486,7 +1445,7 @@
         <w:u w:val="none"/>
       </w:rPr>
     </w:lvl>
-    <w:lvl w:ilvl="1" w:tentative="0">
+    <w:lvl w:ilvl="1">
       <w:start w:val="1"/>
       <w:numFmt w:val="bullet"/>
       <w:lvlText w:val="○"/>
@@ -1498,7 +1457,7 @@
         <w:u w:val="none"/>
       </w:rPr>
     </w:lvl>
-    <w:lvl w:ilvl="2" w:tentative="0">
+    <w:lvl w:ilvl="2">
       <w:start w:val="1"/>
       <w:numFmt w:val="bullet"/>
       <w:lvlText w:val="■"/>
@@ -1510,7 +1469,7 @@
         <w:u w:val="none"/>
       </w:rPr>
     </w:lvl>
-    <w:lvl w:ilvl="3" w:tentative="0">
+    <w:lvl w:ilvl="3">
       <w:start w:val="1"/>
       <w:numFmt w:val="bullet"/>
       <w:lvlText w:val="●"/>
@@ -1522,7 +1481,7 @@
         <w:u w:val="none"/>
       </w:rPr>
     </w:lvl>
-    <w:lvl w:ilvl="4" w:tentative="0">
+    <w:lvl w:ilvl="4">
       <w:start w:val="1"/>
       <w:numFmt w:val="bullet"/>
       <w:lvlText w:val="○"/>
@@ -1534,7 +1493,7 @@
         <w:u w:val="none"/>
       </w:rPr>
     </w:lvl>
-    <w:lvl w:ilvl="5" w:tentative="0">
+    <w:lvl w:ilvl="5">
       <w:start w:val="1"/>
       <w:numFmt w:val="bullet"/>
       <w:lvlText w:val="■"/>
@@ -1546,7 +1505,7 @@
         <w:u w:val="none"/>
       </w:rPr>
     </w:lvl>
-    <w:lvl w:ilvl="6" w:tentative="0">
+    <w:lvl w:ilvl="6">
       <w:start w:val="1"/>
       <w:numFmt w:val="bullet"/>
       <w:lvlText w:val="●"/>
@@ -1558,7 +1517,7 @@
         <w:u w:val="none"/>
       </w:rPr>
     </w:lvl>
-    <w:lvl w:ilvl="7" w:tentative="0">
+    <w:lvl w:ilvl="7">
       <w:start w:val="1"/>
       <w:numFmt w:val="bullet"/>
       <w:lvlText w:val="○"/>
@@ -1570,7 +1529,7 @@
         <w:u w:val="none"/>
       </w:rPr>
     </w:lvl>
-    <w:lvl w:ilvl="8" w:tentative="0">
+    <w:lvl w:ilvl="8">
       <w:start w:val="1"/>
       <w:numFmt w:val="bullet"/>
       <w:lvlText w:val="■"/>
@@ -1583,11 +1542,11 @@
       </w:rPr>
     </w:lvl>
   </w:abstractNum>
-  <w:abstractNum w:abstractNumId="4">
+  <w:abstractNum w:abstractNumId="4" w15:restartNumberingAfterBreak="0">
     <w:nsid w:val="59ADCABA"/>
     <w:multiLevelType w:val="multilevel"/>
     <w:tmpl w:val="59ADCABA"/>
-    <w:lvl w:ilvl="0" w:tentative="0">
+    <w:lvl w:ilvl="0">
       <w:start w:val="1"/>
       <w:numFmt w:val="bullet"/>
       <w:lvlText w:val="●"/>
@@ -1599,7 +1558,7 @@
         <w:u w:val="none"/>
       </w:rPr>
     </w:lvl>
-    <w:lvl w:ilvl="1" w:tentative="0">
+    <w:lvl w:ilvl="1">
       <w:start w:val="1"/>
       <w:numFmt w:val="bullet"/>
       <w:lvlText w:val="○"/>
@@ -1611,7 +1570,7 @@
         <w:u w:val="none"/>
       </w:rPr>
     </w:lvl>
-    <w:lvl w:ilvl="2" w:tentative="0">
+    <w:lvl w:ilvl="2">
       <w:start w:val="1"/>
       <w:numFmt w:val="bullet"/>
       <w:lvlText w:val="■"/>
@@ -1623,7 +1582,7 @@
         <w:u w:val="none"/>
       </w:rPr>
     </w:lvl>
-    <w:lvl w:ilvl="3" w:tentative="0">
+    <w:lvl w:ilvl="3">
       <w:start w:val="1"/>
       <w:numFmt w:val="bullet"/>
       <w:lvlText w:val="●"/>
@@ -1635,7 +1594,7 @@
         <w:u w:val="none"/>
       </w:rPr>
     </w:lvl>
-    <w:lvl w:ilvl="4" w:tentative="0">
+    <w:lvl w:ilvl="4">
       <w:start w:val="1"/>
       <w:numFmt w:val="bullet"/>
       <w:lvlText w:val="○"/>
@@ -1647,7 +1606,7 @@
         <w:u w:val="none"/>
       </w:rPr>
     </w:lvl>
-    <w:lvl w:ilvl="5" w:tentative="0">
+    <w:lvl w:ilvl="5">
       <w:start w:val="1"/>
       <w:numFmt w:val="bullet"/>
       <w:lvlText w:val="■"/>
@@ -1659,7 +1618,7 @@
         <w:u w:val="none"/>
       </w:rPr>
     </w:lvl>
-    <w:lvl w:ilvl="6" w:tentative="0">
+    <w:lvl w:ilvl="6">
       <w:start w:val="1"/>
       <w:numFmt w:val="bullet"/>
       <w:lvlText w:val="●"/>
@@ -1671,7 +1630,7 @@
         <w:u w:val="none"/>
       </w:rPr>
     </w:lvl>
-    <w:lvl w:ilvl="7" w:tentative="0">
+    <w:lvl w:ilvl="7">
       <w:start w:val="1"/>
       <w:numFmt w:val="bullet"/>
       <w:lvlText w:val="○"/>
@@ -1683,7 +1642,7 @@
         <w:u w:val="none"/>
       </w:rPr>
     </w:lvl>
-    <w:lvl w:ilvl="8" w:tentative="0">
+    <w:lvl w:ilvl="8">
       <w:start w:val="1"/>
       <w:numFmt w:val="bullet"/>
       <w:lvlText w:val="■"/>
@@ -1696,341 +1655,372 @@
       </w:rPr>
     </w:lvl>
   </w:abstractNum>
-  <w:num w:numId="1">
+  <w:num w:numId="1" w16cid:durableId="1806461656">
     <w:abstractNumId w:val="3"/>
   </w:num>
-  <w:num w:numId="2">
+  <w:num w:numId="2" w16cid:durableId="1318993871">
     <w:abstractNumId w:val="2"/>
   </w:num>
-  <w:num w:numId="3">
+  <w:num w:numId="3" w16cid:durableId="1541241837">
     <w:abstractNumId w:val="4"/>
   </w:num>
-  <w:num w:numId="4">
+  <w:num w:numId="4" w16cid:durableId="401760058">
     <w:abstractNumId w:val="1"/>
   </w:num>
-  <w:num w:numId="5">
+  <w:num w:numId="5" w16cid:durableId="1363090534">
     <w:abstractNumId w:val="0"/>
   </w:num>
 </w:numbering>
 </file>
 
 <file path=word/styles.xml><?xml version="1.0" encoding="utf-8"?>
-<w:styles xmlns:mc="http://schemas.openxmlformats.org/markup-compatibility/2006" xmlns:o="urn:schemas-microsoft-com:office:office" xmlns:r="http://schemas.openxmlformats.org/officeDocument/2006/relationships" xmlns:m="http://schemas.openxmlformats.org/officeDocument/2006/math" xmlns:v="urn:schemas-microsoft-com:vml" xmlns:w="http://schemas.openxmlformats.org/wordprocessingml/2006/main" xmlns:w14="http://schemas.microsoft.com/office/word/2010/wordml" xmlns:w10="urn:schemas-microsoft-com:office:word" xmlns:sl="http://schemas.openxmlformats.org/schemaLibrary/2006/main" xmlns:wpsCustomData="http://www.wps.cn/officeDocument/2013/wpsCustomData" mc:Ignorable="w14">
+<w:styles xmlns:mc="http://schemas.openxmlformats.org/markup-compatibility/2006" xmlns:r="http://schemas.openxmlformats.org/officeDocument/2006/relationships" xmlns:w="http://schemas.openxmlformats.org/wordprocessingml/2006/main" xmlns:w14="http://schemas.microsoft.com/office/word/2010/wordml" xmlns:w15="http://schemas.microsoft.com/office/word/2012/wordml" xmlns:w16cex="http://schemas.microsoft.com/office/word/2018/wordml/cex" xmlns:w16cid="http://schemas.microsoft.com/office/word/2016/wordml/cid" xmlns:w16="http://schemas.microsoft.com/office/word/2018/wordml" xmlns:w16du="http://schemas.microsoft.com/office/word/2023/wordml/word16du" xmlns:w16sdtdh="http://schemas.microsoft.com/office/word/2020/wordml/sdtdatahash" xmlns:w16sdtfl="http://schemas.microsoft.com/office/word/2024/wordml/sdtformatlock" xmlns:w16se="http://schemas.microsoft.com/office/word/2015/wordml/symex" mc:Ignorable="w14 w15 w16se w16cid w16 w16cex w16sdtdh w16sdtfl w16du">
   <w:docDefaults>
     <w:rPrDefault>
       <w:rPr>
-        <w:rFonts w:ascii="Arial" w:hAnsi="Arial" w:eastAsia="Arial" w:cs="Arial"/>
+        <w:rFonts w:ascii="Arial" w:eastAsia="Arial" w:hAnsi="Arial" w:cs="Arial"/>
+        <w:lang w:val="en-IN" w:eastAsia="en-IN" w:bidi="ar-SA"/>
       </w:rPr>
     </w:rPrDefault>
     <w:pPrDefault/>
   </w:docDefaults>
-  <w:latentStyles w:count="260" w:defQFormat="0" w:defUnhideWhenUsed="1" w:defSemiHidden="1" w:defUIPriority="99" w:defLockedState="0">
-    <w:lsdException w:qFormat="1" w:unhideWhenUsed="0" w:uiPriority="0" w:semiHidden="0" w:name="Normal"/>
-    <w:lsdException w:unhideWhenUsed="0" w:uiPriority="0" w:semiHidden="0" w:name="heading 1"/>
-    <w:lsdException w:qFormat="1" w:unhideWhenUsed="0" w:uiPriority="0" w:semiHidden="0" w:name="heading 2"/>
-    <w:lsdException w:unhideWhenUsed="0" w:uiPriority="0" w:semiHidden="0" w:name="heading 3"/>
-    <w:lsdException w:unhideWhenUsed="0" w:uiPriority="0" w:semiHidden="0" w:name="heading 4"/>
-    <w:lsdException w:qFormat="1" w:unhideWhenUsed="0" w:uiPriority="0" w:semiHidden="0" w:name="heading 5"/>
-    <w:lsdException w:qFormat="1" w:unhideWhenUsed="0" w:uiPriority="0" w:semiHidden="0" w:name="heading 6"/>
-    <w:lsdException w:qFormat="1" w:uiPriority="0" w:name="heading 7"/>
-    <w:lsdException w:qFormat="1" w:uiPriority="0" w:name="heading 8"/>
-    <w:lsdException w:qFormat="1" w:uiPriority="0" w:name="heading 9"/>
-    <w:lsdException w:unhideWhenUsed="0" w:uiPriority="0" w:semiHidden="0" w:name="index 1"/>
-    <w:lsdException w:unhideWhenUsed="0" w:uiPriority="0" w:semiHidden="0" w:name="index 2"/>
-    <w:lsdException w:unhideWhenUsed="0" w:uiPriority="0" w:semiHidden="0" w:name="index 3"/>
-    <w:lsdException w:unhideWhenUsed="0" w:uiPriority="0" w:semiHidden="0" w:name="index 4"/>
-    <w:lsdException w:unhideWhenUsed="0" w:uiPriority="0" w:semiHidden="0" w:name="index 5"/>
-    <w:lsdException w:unhideWhenUsed="0" w:uiPriority="0" w:semiHidden="0" w:name="index 6"/>
-    <w:lsdException w:unhideWhenUsed="0" w:uiPriority="0" w:semiHidden="0" w:name="index 7"/>
-    <w:lsdException w:unhideWhenUsed="0" w:uiPriority="0" w:semiHidden="0" w:name="index 8"/>
-    <w:lsdException w:unhideWhenUsed="0" w:uiPriority="0" w:semiHidden="0" w:name="index 9"/>
-    <w:lsdException w:unhideWhenUsed="0" w:uiPriority="0" w:semiHidden="0" w:name="toc 1"/>
-    <w:lsdException w:unhideWhenUsed="0" w:uiPriority="0" w:semiHidden="0" w:name="toc 2"/>
-    <w:lsdException w:unhideWhenUsed="0" w:uiPriority="0" w:semiHidden="0" w:name="toc 3"/>
-    <w:lsdException w:unhideWhenUsed="0" w:uiPriority="0" w:semiHidden="0" w:name="toc 4"/>
-    <w:lsdException w:unhideWhenUsed="0" w:uiPriority="0" w:semiHidden="0" w:name="toc 5"/>
-    <w:lsdException w:unhideWhenUsed="0" w:uiPriority="0" w:semiHidden="0" w:name="toc 6"/>
-    <w:lsdException w:unhideWhenUsed="0" w:uiPriority="0" w:semiHidden="0" w:name="toc 7"/>
-    <w:lsdException w:unhideWhenUsed="0" w:uiPriority="0" w:semiHidden="0" w:name="toc 8"/>
-    <w:lsdException w:unhideWhenUsed="0" w:uiPriority="0" w:semiHidden="0" w:name="toc 9"/>
-    <w:lsdException w:unhideWhenUsed="0" w:uiPriority="0" w:semiHidden="0" w:name="Normal Indent"/>
-    <w:lsdException w:unhideWhenUsed="0" w:uiPriority="0" w:semiHidden="0" w:name="footnote text"/>
-    <w:lsdException w:unhideWhenUsed="0" w:uiPriority="0" w:semiHidden="0" w:name="annotation text"/>
-    <w:lsdException w:unhideWhenUsed="0" w:uiPriority="0" w:semiHidden="0" w:name="header"/>
-    <w:lsdException w:unhideWhenUsed="0" w:uiPriority="0" w:semiHidden="0" w:name="footer"/>
-    <w:lsdException w:unhideWhenUsed="0" w:uiPriority="0" w:semiHidden="0" w:name="index heading"/>
-    <w:lsdException w:qFormat="1" w:uiPriority="0" w:name="caption"/>
-    <w:lsdException w:unhideWhenUsed="0" w:uiPriority="0" w:semiHidden="0" w:name="table of figures"/>
-    <w:lsdException w:unhideWhenUsed="0" w:uiPriority="0" w:semiHidden="0" w:name="envelope address"/>
-    <w:lsdException w:unhideWhenUsed="0" w:uiPriority="0" w:semiHidden="0" w:name="envelope return"/>
-    <w:lsdException w:unhideWhenUsed="0" w:uiPriority="0" w:semiHidden="0" w:name="footnote reference"/>
-    <w:lsdException w:unhideWhenUsed="0" w:uiPriority="0" w:semiHidden="0" w:name="annotation reference"/>
-    <w:lsdException w:unhideWhenUsed="0" w:uiPriority="0" w:semiHidden="0" w:name="line number"/>
-    <w:lsdException w:unhideWhenUsed="0" w:uiPriority="0" w:semiHidden="0" w:name="page number"/>
-    <w:lsdException w:unhideWhenUsed="0" w:uiPriority="0" w:semiHidden="0" w:name="endnote reference"/>
-    <w:lsdException w:unhideWhenUsed="0" w:uiPriority="0" w:semiHidden="0" w:name="endnote text"/>
-    <w:lsdException w:unhideWhenUsed="0" w:uiPriority="0" w:semiHidden="0" w:name="table of authorities"/>
-    <w:lsdException w:unhideWhenUsed="0" w:uiPriority="0" w:semiHidden="0" w:name="macro"/>
-    <w:lsdException w:unhideWhenUsed="0" w:uiPriority="0" w:semiHidden="0" w:name="toa heading"/>
-    <w:lsdException w:unhideWhenUsed="0" w:uiPriority="0" w:semiHidden="0" w:name="List"/>
-    <w:lsdException w:unhideWhenUsed="0" w:uiPriority="0" w:semiHidden="0" w:name="List Bullet"/>
-    <w:lsdException w:unhideWhenUsed="0" w:uiPriority="0" w:semiHidden="0" w:name="List Number"/>
-    <w:lsdException w:unhideWhenUsed="0" w:uiPriority="0" w:semiHidden="0" w:name="List 2"/>
-    <w:lsdException w:unhideWhenUsed="0" w:uiPriority="0" w:semiHidden="0" w:name="List 3"/>
-    <w:lsdException w:unhideWhenUsed="0" w:uiPriority="0" w:semiHidden="0" w:name="List 4"/>
-    <w:lsdException w:unhideWhenUsed="0" w:uiPriority="0" w:semiHidden="0" w:name="List 5"/>
-    <w:lsdException w:unhideWhenUsed="0" w:uiPriority="0" w:semiHidden="0" w:name="List Bullet 2"/>
-    <w:lsdException w:unhideWhenUsed="0" w:uiPriority="0" w:semiHidden="0" w:name="List Bullet 3"/>
-    <w:lsdException w:unhideWhenUsed="0" w:uiPriority="0" w:semiHidden="0" w:name="List Bullet 4"/>
-    <w:lsdException w:unhideWhenUsed="0" w:uiPriority="0" w:semiHidden="0" w:name="List Bullet 5"/>
-    <w:lsdException w:unhideWhenUsed="0" w:uiPriority="0" w:semiHidden="0" w:name="List Number 2"/>
-    <w:lsdException w:unhideWhenUsed="0" w:uiPriority="0" w:semiHidden="0" w:name="List Number 3"/>
-    <w:lsdException w:unhideWhenUsed="0" w:uiPriority="0" w:semiHidden="0" w:name="List Number 4"/>
-    <w:lsdException w:unhideWhenUsed="0" w:uiPriority="0" w:semiHidden="0" w:name="List Number 5"/>
-    <w:lsdException w:qFormat="1" w:unhideWhenUsed="0" w:uiPriority="0" w:semiHidden="0" w:name="Title"/>
-    <w:lsdException w:unhideWhenUsed="0" w:uiPriority="0" w:semiHidden="0" w:name="Closing"/>
-    <w:lsdException w:unhideWhenUsed="0" w:uiPriority="0" w:semiHidden="0" w:name="Signature"/>
-    <w:lsdException w:unhideWhenUsed="0" w:uiPriority="0" w:name="Default Paragraph Font"/>
-    <w:lsdException w:unhideWhenUsed="0" w:uiPriority="0" w:semiHidden="0" w:name="Body Text"/>
-    <w:lsdException w:unhideWhenUsed="0" w:uiPriority="0" w:semiHidden="0" w:name="Body Text Indent"/>
-    <w:lsdException w:unhideWhenUsed="0" w:uiPriority="0" w:semiHidden="0" w:name="List Continue"/>
-    <w:lsdException w:unhideWhenUsed="0" w:uiPriority="0" w:semiHidden="0" w:name="List Continue 2"/>
-    <w:lsdException w:unhideWhenUsed="0" w:uiPriority="0" w:semiHidden="0" w:name="List Continue 3"/>
-    <w:lsdException w:unhideWhenUsed="0" w:uiPriority="0" w:semiHidden="0" w:name="List Continue 4"/>
-    <w:lsdException w:unhideWhenUsed="0" w:uiPriority="0" w:semiHidden="0" w:name="List Continue 5"/>
-    <w:lsdException w:unhideWhenUsed="0" w:uiPriority="0" w:semiHidden="0" w:name="Message Header"/>
-    <w:lsdException w:qFormat="1" w:unhideWhenUsed="0" w:uiPriority="0" w:semiHidden="0" w:name="Subtitle"/>
-    <w:lsdException w:unhideWhenUsed="0" w:uiPriority="0" w:semiHidden="0" w:name="Salutation"/>
-    <w:lsdException w:unhideWhenUsed="0" w:uiPriority="0" w:semiHidden="0" w:name="Date"/>
-    <w:lsdException w:unhideWhenUsed="0" w:uiPriority="0" w:semiHidden="0" w:name="Body Text First Indent"/>
-    <w:lsdException w:unhideWhenUsed="0" w:uiPriority="0" w:semiHidden="0" w:name="Body Text First Indent 2"/>
-    <w:lsdException w:unhideWhenUsed="0" w:uiPriority="0" w:semiHidden="0" w:name="Note Heading"/>
-    <w:lsdException w:unhideWhenUsed="0" w:uiPriority="0" w:semiHidden="0" w:name="Body Text 2"/>
-    <w:lsdException w:unhideWhenUsed="0" w:uiPriority="0" w:semiHidden="0" w:name="Body Text 3"/>
-    <w:lsdException w:unhideWhenUsed="0" w:uiPriority="0" w:semiHidden="0" w:name="Body Text Indent 2"/>
-    <w:lsdException w:unhideWhenUsed="0" w:uiPriority="0" w:semiHidden="0" w:name="Body Text Indent 3"/>
-    <w:lsdException w:unhideWhenUsed="0" w:uiPriority="0" w:semiHidden="0" w:name="Block Text"/>
-    <w:lsdException w:unhideWhenUsed="0" w:uiPriority="0" w:semiHidden="0" w:name="Hyperlink"/>
-    <w:lsdException w:unhideWhenUsed="0" w:uiPriority="0" w:semiHidden="0" w:name="FollowedHyperlink"/>
-    <w:lsdException w:qFormat="1" w:unhideWhenUsed="0" w:uiPriority="0" w:semiHidden="0" w:name="Strong"/>
-    <w:lsdException w:qFormat="1" w:unhideWhenUsed="0" w:uiPriority="0" w:semiHidden="0" w:name="Emphasis"/>
-    <w:lsdException w:unhideWhenUsed="0" w:uiPriority="0" w:semiHidden="0" w:name="Document Map"/>
-    <w:lsdException w:unhideWhenUsed="0" w:uiPriority="0" w:semiHidden="0" w:name="Plain Text"/>
-    <w:lsdException w:unhideWhenUsed="0" w:uiPriority="0" w:semiHidden="0" w:name="E-mail Signature"/>
-    <w:lsdException w:unhideWhenUsed="0" w:uiPriority="0" w:semiHidden="0" w:name="Normal (Web)"/>
-    <w:lsdException w:unhideWhenUsed="0" w:uiPriority="0" w:semiHidden="0" w:name="HTML Acronym"/>
-    <w:lsdException w:unhideWhenUsed="0" w:uiPriority="0" w:semiHidden="0" w:name="HTML Address"/>
-    <w:lsdException w:unhideWhenUsed="0" w:uiPriority="0" w:semiHidden="0" w:name="HTML Cite"/>
-    <w:lsdException w:unhideWhenUsed="0" w:uiPriority="0" w:semiHidden="0" w:name="HTML Code"/>
-    <w:lsdException w:unhideWhenUsed="0" w:uiPriority="0" w:semiHidden="0" w:name="HTML Definition"/>
-    <w:lsdException w:unhideWhenUsed="0" w:uiPriority="0" w:semiHidden="0" w:name="HTML Keyboard"/>
-    <w:lsdException w:unhideWhenUsed="0" w:uiPriority="0" w:semiHidden="0" w:name="HTML Preformatted"/>
-    <w:lsdException w:unhideWhenUsed="0" w:uiPriority="0" w:semiHidden="0" w:name="HTML Sample"/>
-    <w:lsdException w:unhideWhenUsed="0" w:uiPriority="0" w:semiHidden="0" w:name="HTML Typewriter"/>
-    <w:lsdException w:unhideWhenUsed="0" w:uiPriority="0" w:semiHidden="0" w:name="HTML Variable"/>
-    <w:lsdException w:unhideWhenUsed="0" w:uiPriority="0" w:name="Normal Table"/>
-    <w:lsdException w:unhideWhenUsed="0" w:uiPriority="0" w:semiHidden="0" w:name="annotation subject"/>
-    <w:lsdException w:unhideWhenUsed="0" w:uiPriority="0" w:semiHidden="0" w:name="Table Simple 1"/>
-    <w:lsdException w:unhideWhenUsed="0" w:uiPriority="0" w:semiHidden="0" w:name="Table Simple 2"/>
-    <w:lsdException w:unhideWhenUsed="0" w:uiPriority="0" w:semiHidden="0" w:name="Table Simple 3"/>
-    <w:lsdException w:unhideWhenUsed="0" w:uiPriority="0" w:semiHidden="0" w:name="Table Classic 1"/>
-    <w:lsdException w:unhideWhenUsed="0" w:uiPriority="0" w:semiHidden="0" w:name="Table Classic 2"/>
-    <w:lsdException w:unhideWhenUsed="0" w:uiPriority="0" w:semiHidden="0" w:name="Table Classic 3"/>
-    <w:lsdException w:unhideWhenUsed="0" w:uiPriority="0" w:semiHidden="0" w:name="Table Classic 4"/>
-    <w:lsdException w:unhideWhenUsed="0" w:uiPriority="0" w:semiHidden="0" w:name="Table Colorful 1"/>
-    <w:lsdException w:unhideWhenUsed="0" w:uiPriority="0" w:semiHidden="0" w:name="Table Colorful 2"/>
-    <w:lsdException w:unhideWhenUsed="0" w:uiPriority="0" w:semiHidden="0" w:name="Table Colorful 3"/>
-    <w:lsdException w:unhideWhenUsed="0" w:uiPriority="0" w:semiHidden="0" w:name="Table Columns 1"/>
-    <w:lsdException w:unhideWhenUsed="0" w:uiPriority="0" w:semiHidden="0" w:name="Table Columns 2"/>
-    <w:lsdException w:unhideWhenUsed="0" w:uiPriority="0" w:semiHidden="0" w:name="Table Columns 3"/>
-    <w:lsdException w:unhideWhenUsed="0" w:uiPriority="0" w:semiHidden="0" w:name="Table Columns 4"/>
-    <w:lsdException w:unhideWhenUsed="0" w:uiPriority="0" w:semiHidden="0" w:name="Table Columns 5"/>
-    <w:lsdException w:unhideWhenUsed="0" w:uiPriority="0" w:semiHidden="0" w:name="Table Grid 1"/>
-    <w:lsdException w:unhideWhenUsed="0" w:uiPriority="0" w:semiHidden="0" w:name="Table Grid 2"/>
-    <w:lsdException w:unhideWhenUsed="0" w:uiPriority="0" w:semiHidden="0" w:name="Table Grid 3"/>
-    <w:lsdException w:unhideWhenUsed="0" w:uiPriority="0" w:semiHidden="0" w:name="Table Grid 4"/>
-    <w:lsdException w:unhideWhenUsed="0" w:uiPriority="0" w:semiHidden="0" w:name="Table Grid 5"/>
-    <w:lsdException w:unhideWhenUsed="0" w:uiPriority="0" w:semiHidden="0" w:name="Table Grid 6"/>
-    <w:lsdException w:unhideWhenUsed="0" w:uiPriority="0" w:semiHidden="0" w:name="Table Grid 7"/>
-    <w:lsdException w:unhideWhenUsed="0" w:uiPriority="0" w:semiHidden="0" w:name="Table Grid 8"/>
-    <w:lsdException w:unhideWhenUsed="0" w:uiPriority="0" w:semiHidden="0" w:name="Table List 1"/>
-    <w:lsdException w:unhideWhenUsed="0" w:uiPriority="0" w:semiHidden="0" w:name="Table List 2"/>
-    <w:lsdException w:unhideWhenUsed="0" w:uiPriority="0" w:semiHidden="0" w:name="Table List 3"/>
-    <w:lsdException w:unhideWhenUsed="0" w:uiPriority="0" w:semiHidden="0" w:name="Table List 4"/>
-    <w:lsdException w:unhideWhenUsed="0" w:uiPriority="0" w:semiHidden="0" w:name="Table List 5"/>
-    <w:lsdException w:unhideWhenUsed="0" w:uiPriority="0" w:semiHidden="0" w:name="Table List 6"/>
-    <w:lsdException w:unhideWhenUsed="0" w:uiPriority="0" w:semiHidden="0" w:name="Table List 7"/>
-    <w:lsdException w:unhideWhenUsed="0" w:uiPriority="0" w:semiHidden="0" w:name="Table List 8"/>
-    <w:lsdException w:unhideWhenUsed="0" w:uiPriority="0" w:semiHidden="0" w:name="Table 3D effects 1"/>
-    <w:lsdException w:unhideWhenUsed="0" w:uiPriority="0" w:semiHidden="0" w:name="Table 3D effects 2"/>
-    <w:lsdException w:unhideWhenUsed="0" w:uiPriority="0" w:semiHidden="0" w:name="Table 3D effects 3"/>
-    <w:lsdException w:unhideWhenUsed="0" w:uiPriority="0" w:semiHidden="0" w:name="Table Contemporary"/>
-    <w:lsdException w:unhideWhenUsed="0" w:uiPriority="0" w:semiHidden="0" w:name="Table Elegant"/>
-    <w:lsdException w:unhideWhenUsed="0" w:uiPriority="0" w:semiHidden="0" w:name="Table Professional"/>
-    <w:lsdException w:unhideWhenUsed="0" w:uiPriority="0" w:semiHidden="0" w:name="Table Subtle 1"/>
-    <w:lsdException w:unhideWhenUsed="0" w:uiPriority="0" w:semiHidden="0" w:name="Table Subtle 2"/>
-    <w:lsdException w:unhideWhenUsed="0" w:uiPriority="0" w:semiHidden="0" w:name="Table Web 1"/>
-    <w:lsdException w:unhideWhenUsed="0" w:uiPriority="0" w:semiHidden="0" w:name="Table Web 2"/>
-    <w:lsdException w:unhideWhenUsed="0" w:uiPriority="0" w:semiHidden="0" w:name="Table Web 3"/>
-    <w:lsdException w:unhideWhenUsed="0" w:uiPriority="0" w:semiHidden="0" w:name="Balloon Text"/>
-    <w:lsdException w:unhideWhenUsed="0" w:uiPriority="0" w:semiHidden="0" w:name="Table Grid"/>
-    <w:lsdException w:unhideWhenUsed="0" w:uiPriority="0" w:semiHidden="0" w:name="Table Theme"/>
-    <w:lsdException w:unhideWhenUsed="0" w:uiPriority="60" w:semiHidden="0" w:name="Light Shading"/>
-    <w:lsdException w:unhideWhenUsed="0" w:uiPriority="61" w:semiHidden="0" w:name="Light List"/>
-    <w:lsdException w:unhideWhenUsed="0" w:uiPriority="62" w:semiHidden="0" w:name="Light Grid"/>
-    <w:lsdException w:unhideWhenUsed="0" w:uiPriority="63" w:semiHidden="0" w:name="Medium Shading 1"/>
-    <w:lsdException w:unhideWhenUsed="0" w:uiPriority="64" w:semiHidden="0" w:name="Medium Shading 2"/>
-    <w:lsdException w:unhideWhenUsed="0" w:uiPriority="65" w:semiHidden="0" w:name="Medium List 1"/>
-    <w:lsdException w:unhideWhenUsed="0" w:uiPriority="66" w:semiHidden="0" w:name="Medium List 2"/>
-    <w:lsdException w:unhideWhenUsed="0" w:uiPriority="67" w:semiHidden="0" w:name="Medium Grid 1"/>
-    <w:lsdException w:unhideWhenUsed="0" w:uiPriority="68" w:semiHidden="0" w:name="Medium Grid 2"/>
-    <w:lsdException w:unhideWhenUsed="0" w:uiPriority="69" w:semiHidden="0" w:name="Medium Grid 3"/>
-    <w:lsdException w:unhideWhenUsed="0" w:uiPriority="70" w:semiHidden="0" w:name="Dark List"/>
-    <w:lsdException w:unhideWhenUsed="0" w:uiPriority="71" w:semiHidden="0" w:name="Colorful Shading"/>
-    <w:lsdException w:unhideWhenUsed="0" w:uiPriority="72" w:semiHidden="0" w:name="Colorful List"/>
-    <w:lsdException w:unhideWhenUsed="0" w:uiPriority="73" w:semiHidden="0" w:name="Colorful Grid"/>
-    <w:lsdException w:unhideWhenUsed="0" w:uiPriority="60" w:semiHidden="0" w:name="Light Shading Accent 1"/>
-    <w:lsdException w:unhideWhenUsed="0" w:uiPriority="61" w:semiHidden="0" w:name="Light List Accent 1"/>
-    <w:lsdException w:unhideWhenUsed="0" w:uiPriority="62" w:semiHidden="0" w:name="Light Grid Accent 1"/>
-    <w:lsdException w:unhideWhenUsed="0" w:uiPriority="63" w:semiHidden="0" w:name="Medium Shading 1 Accent 1"/>
-    <w:lsdException w:unhideWhenUsed="0" w:uiPriority="64" w:semiHidden="0" w:name="Medium Shading 2 Accent 1"/>
-    <w:lsdException w:unhideWhenUsed="0" w:uiPriority="65" w:semiHidden="0" w:name="Medium List 1 Accent 1"/>
-    <w:lsdException w:unhideWhenUsed="0" w:uiPriority="66" w:semiHidden="0" w:name="Medium List 2 Accent 1"/>
-    <w:lsdException w:unhideWhenUsed="0" w:uiPriority="67" w:semiHidden="0" w:name="Medium Grid 1 Accent 1"/>
-    <w:lsdException w:unhideWhenUsed="0" w:uiPriority="68" w:semiHidden="0" w:name="Medium Grid 2 Accent 1"/>
-    <w:lsdException w:unhideWhenUsed="0" w:uiPriority="69" w:semiHidden="0" w:name="Medium Grid 3 Accent 1"/>
-    <w:lsdException w:unhideWhenUsed="0" w:uiPriority="70" w:semiHidden="0" w:name="Dark List Accent 1"/>
-    <w:lsdException w:unhideWhenUsed="0" w:uiPriority="71" w:semiHidden="0" w:name="Colorful Shading Accent 1"/>
-    <w:lsdException w:unhideWhenUsed="0" w:uiPriority="72" w:semiHidden="0" w:name="Colorful List Accent 1"/>
-    <w:lsdException w:unhideWhenUsed="0" w:uiPriority="73" w:semiHidden="0" w:name="Colorful Grid Accent 1"/>
-    <w:lsdException w:unhideWhenUsed="0" w:uiPriority="60" w:semiHidden="0" w:name="Light Shading Accent 2"/>
-    <w:lsdException w:unhideWhenUsed="0" w:uiPriority="61" w:semiHidden="0" w:name="Light List Accent 2"/>
-    <w:lsdException w:unhideWhenUsed="0" w:uiPriority="62" w:semiHidden="0" w:name="Light Grid Accent 2"/>
-    <w:lsdException w:unhideWhenUsed="0" w:uiPriority="63" w:semiHidden="0" w:name="Medium Shading 1 Accent 2"/>
-    <w:lsdException w:unhideWhenUsed="0" w:uiPriority="64" w:semiHidden="0" w:name="Medium Shading 2 Accent 2"/>
-    <w:lsdException w:unhideWhenUsed="0" w:uiPriority="65" w:semiHidden="0" w:name="Medium List 1 Accent 2"/>
-    <w:lsdException w:unhideWhenUsed="0" w:uiPriority="66" w:semiHidden="0" w:name="Medium List 2 Accent 2"/>
-    <w:lsdException w:unhideWhenUsed="0" w:uiPriority="67" w:semiHidden="0" w:name="Medium Grid 1 Accent 2"/>
-    <w:lsdException w:unhideWhenUsed="0" w:uiPriority="68" w:semiHidden="0" w:name="Medium Grid 2 Accent 2"/>
-    <w:lsdException w:unhideWhenUsed="0" w:uiPriority="69" w:semiHidden="0" w:name="Medium Grid 3 Accent 2"/>
-    <w:lsdException w:unhideWhenUsed="0" w:uiPriority="70" w:semiHidden="0" w:name="Dark List Accent 2"/>
-    <w:lsdException w:unhideWhenUsed="0" w:uiPriority="71" w:semiHidden="0" w:name="Colorful Shading Accent 2"/>
-    <w:lsdException w:unhideWhenUsed="0" w:uiPriority="72" w:semiHidden="0" w:name="Colorful List Accent 2"/>
-    <w:lsdException w:unhideWhenUsed="0" w:uiPriority="73" w:semiHidden="0" w:name="Colorful Grid Accent 2"/>
-    <w:lsdException w:unhideWhenUsed="0" w:uiPriority="60" w:semiHidden="0" w:name="Light Shading Accent 3"/>
-    <w:lsdException w:unhideWhenUsed="0" w:uiPriority="61" w:semiHidden="0" w:name="Light List Accent 3"/>
-    <w:lsdException w:unhideWhenUsed="0" w:uiPriority="62" w:semiHidden="0" w:name="Light Grid Accent 3"/>
-    <w:lsdException w:unhideWhenUsed="0" w:uiPriority="63" w:semiHidden="0" w:name="Medium Shading 1 Accent 3"/>
-    <w:lsdException w:unhideWhenUsed="0" w:uiPriority="64" w:semiHidden="0" w:name="Medium Shading 2 Accent 3"/>
-    <w:lsdException w:unhideWhenUsed="0" w:uiPriority="65" w:semiHidden="0" w:name="Medium List 1 Accent 3"/>
-    <w:lsdException w:unhideWhenUsed="0" w:uiPriority="66" w:semiHidden="0" w:name="Medium List 2 Accent 3"/>
-    <w:lsdException w:unhideWhenUsed="0" w:uiPriority="67" w:semiHidden="0" w:name="Medium Grid 1 Accent 3"/>
-    <w:lsdException w:unhideWhenUsed="0" w:uiPriority="68" w:semiHidden="0" w:name="Medium Grid 2 Accent 3"/>
-    <w:lsdException w:unhideWhenUsed="0" w:uiPriority="69" w:semiHidden="0" w:name="Medium Grid 3 Accent 3"/>
-    <w:lsdException w:unhideWhenUsed="0" w:uiPriority="70" w:semiHidden="0" w:name="Dark List Accent 3"/>
-    <w:lsdException w:unhideWhenUsed="0" w:uiPriority="71" w:semiHidden="0" w:name="Colorful Shading Accent 3"/>
-    <w:lsdException w:unhideWhenUsed="0" w:uiPriority="72" w:semiHidden="0" w:name="Colorful List Accent 3"/>
-    <w:lsdException w:unhideWhenUsed="0" w:uiPriority="73" w:semiHidden="0" w:name="Colorful Grid Accent 3"/>
-    <w:lsdException w:unhideWhenUsed="0" w:uiPriority="60" w:semiHidden="0" w:name="Light Shading Accent 4"/>
-    <w:lsdException w:unhideWhenUsed="0" w:uiPriority="61" w:semiHidden="0" w:name="Light List Accent 4"/>
-    <w:lsdException w:unhideWhenUsed="0" w:uiPriority="62" w:semiHidden="0" w:name="Light Grid Accent 4"/>
-    <w:lsdException w:unhideWhenUsed="0" w:uiPriority="63" w:semiHidden="0" w:name="Medium Shading 1 Accent 4"/>
-    <w:lsdException w:unhideWhenUsed="0" w:uiPriority="64" w:semiHidden="0" w:name="Medium Shading 2 Accent 4"/>
-    <w:lsdException w:unhideWhenUsed="0" w:uiPriority="65" w:semiHidden="0" w:name="Medium List 1 Accent 4"/>
-    <w:lsdException w:unhideWhenUsed="0" w:uiPriority="66" w:semiHidden="0" w:name="Medium List 2 Accent 4"/>
-    <w:lsdException w:unhideWhenUsed="0" w:uiPriority="67" w:semiHidden="0" w:name="Medium Grid 1 Accent 4"/>
-    <w:lsdException w:unhideWhenUsed="0" w:uiPriority="68" w:semiHidden="0" w:name="Medium Grid 2 Accent 4"/>
-    <w:lsdException w:unhideWhenUsed="0" w:uiPriority="69" w:semiHidden="0" w:name="Medium Grid 3 Accent 4"/>
-    <w:lsdException w:unhideWhenUsed="0" w:uiPriority="70" w:semiHidden="0" w:name="Dark List Accent 4"/>
-    <w:lsdException w:unhideWhenUsed="0" w:uiPriority="71" w:semiHidden="0" w:name="Colorful Shading Accent 4"/>
-    <w:lsdException w:unhideWhenUsed="0" w:uiPriority="72" w:semiHidden="0" w:name="Colorful List Accent 4"/>
-    <w:lsdException w:unhideWhenUsed="0" w:uiPriority="73" w:semiHidden="0" w:name="Colorful Grid Accent 4"/>
-    <w:lsdException w:unhideWhenUsed="0" w:uiPriority="60" w:semiHidden="0" w:name="Light Shading Accent 5"/>
-    <w:lsdException w:unhideWhenUsed="0" w:uiPriority="61" w:semiHidden="0" w:name="Light List Accent 5"/>
-    <w:lsdException w:unhideWhenUsed="0" w:uiPriority="62" w:semiHidden="0" w:name="Light Grid Accent 5"/>
-    <w:lsdException w:unhideWhenUsed="0" w:uiPriority="63" w:semiHidden="0" w:name="Medium Shading 1 Accent 5"/>
-    <w:lsdException w:unhideWhenUsed="0" w:uiPriority="64" w:semiHidden="0" w:name="Medium Shading 2 Accent 5"/>
-    <w:lsdException w:unhideWhenUsed="0" w:uiPriority="65" w:semiHidden="0" w:name="Medium List 1 Accent 5"/>
-    <w:lsdException w:unhideWhenUsed="0" w:uiPriority="66" w:semiHidden="0" w:name="Medium List 2 Accent 5"/>
-    <w:lsdException w:unhideWhenUsed="0" w:uiPriority="67" w:semiHidden="0" w:name="Medium Grid 1 Accent 5"/>
-    <w:lsdException w:unhideWhenUsed="0" w:uiPriority="68" w:semiHidden="0" w:name="Medium Grid 2 Accent 5"/>
-    <w:lsdException w:unhideWhenUsed="0" w:uiPriority="69" w:semiHidden="0" w:name="Medium Grid 3 Accent 5"/>
-    <w:lsdException w:unhideWhenUsed="0" w:uiPriority="70" w:semiHidden="0" w:name="Dark List Accent 5"/>
-    <w:lsdException w:unhideWhenUsed="0" w:uiPriority="71" w:semiHidden="0" w:name="Colorful Shading Accent 5"/>
-    <w:lsdException w:unhideWhenUsed="0" w:uiPriority="72" w:semiHidden="0" w:name="Colorful List Accent 5"/>
-    <w:lsdException w:unhideWhenUsed="0" w:uiPriority="73" w:semiHidden="0" w:name="Colorful Grid Accent 5"/>
-    <w:lsdException w:unhideWhenUsed="0" w:uiPriority="60" w:semiHidden="0" w:name="Light Shading Accent 6"/>
-    <w:lsdException w:unhideWhenUsed="0" w:uiPriority="61" w:semiHidden="0" w:name="Light List Accent 6"/>
-    <w:lsdException w:unhideWhenUsed="0" w:uiPriority="62" w:semiHidden="0" w:name="Light Grid Accent 6"/>
-    <w:lsdException w:unhideWhenUsed="0" w:uiPriority="63" w:semiHidden="0" w:name="Medium Shading 1 Accent 6"/>
-    <w:lsdException w:unhideWhenUsed="0" w:uiPriority="64" w:semiHidden="0" w:name="Medium Shading 2 Accent 6"/>
-    <w:lsdException w:unhideWhenUsed="0" w:uiPriority="65" w:semiHidden="0" w:name="Medium List 1 Accent 6"/>
-    <w:lsdException w:unhideWhenUsed="0" w:uiPriority="66" w:semiHidden="0" w:name="Medium List 2 Accent 6"/>
-    <w:lsdException w:unhideWhenUsed="0" w:uiPriority="67" w:semiHidden="0" w:name="Medium Grid 1 Accent 6"/>
-    <w:lsdException w:unhideWhenUsed="0" w:uiPriority="68" w:semiHidden="0" w:name="Medium Grid 2 Accent 6"/>
-    <w:lsdException w:unhideWhenUsed="0" w:uiPriority="69" w:semiHidden="0" w:name="Medium Grid 3 Accent 6"/>
-    <w:lsdException w:unhideWhenUsed="0" w:uiPriority="70" w:semiHidden="0" w:name="Dark List Accent 6"/>
-    <w:lsdException w:unhideWhenUsed="0" w:uiPriority="71" w:semiHidden="0" w:name="Colorful Shading Accent 6"/>
-    <w:lsdException w:unhideWhenUsed="0" w:uiPriority="72" w:semiHidden="0" w:name="Colorful List Accent 6"/>
-    <w:lsdException w:unhideWhenUsed="0" w:uiPriority="73" w:semiHidden="0" w:name="Colorful Grid Accent 6"/>
+  <w:latentStyles w:defLockedState="0" w:defUIPriority="0" w:defSemiHidden="0" w:defUnhideWhenUsed="0" w:defQFormat="0" w:count="376">
+    <w:lsdException w:name="Normal" w:qFormat="1"/>
+    <w:lsdException w:name="heading 2" w:qFormat="1"/>
+    <w:lsdException w:name="heading 5" w:qFormat="1"/>
+    <w:lsdException w:name="heading 6" w:qFormat="1"/>
+    <w:lsdException w:name="heading 7" w:semiHidden="1" w:unhideWhenUsed="1" w:qFormat="1"/>
+    <w:lsdException w:name="heading 8" w:semiHidden="1" w:unhideWhenUsed="1" w:qFormat="1"/>
+    <w:lsdException w:name="heading 9" w:semiHidden="1" w:unhideWhenUsed="1" w:qFormat="1"/>
+    <w:lsdException w:name="caption" w:semiHidden="1" w:unhideWhenUsed="1" w:qFormat="1"/>
+    <w:lsdException w:name="Title" w:qFormat="1"/>
+    <w:lsdException w:name="Default Paragraph Font" w:semiHidden="1"/>
+    <w:lsdException w:name="Subtitle" w:qFormat="1"/>
+    <w:lsdException w:name="Strong" w:qFormat="1"/>
+    <w:lsdException w:name="Emphasis" w:qFormat="1"/>
+    <w:lsdException w:name="HTML Top of Form" w:semiHidden="1" w:uiPriority="99" w:unhideWhenUsed="1"/>
+    <w:lsdException w:name="HTML Bottom of Form" w:semiHidden="1" w:uiPriority="99" w:unhideWhenUsed="1"/>
+    <w:lsdException w:name="Normal Table" w:semiHidden="1" w:unhideWhenUsed="1"/>
+    <w:lsdException w:name="No List" w:semiHidden="1" w:uiPriority="99" w:unhideWhenUsed="1"/>
+    <w:lsdException w:name="Outline List 1" w:semiHidden="1" w:uiPriority="99" w:unhideWhenUsed="1"/>
+    <w:lsdException w:name="Outline List 2" w:semiHidden="1" w:uiPriority="99" w:unhideWhenUsed="1"/>
+    <w:lsdException w:name="Outline List 3" w:semiHidden="1" w:uiPriority="99" w:unhideWhenUsed="1"/>
+    <w:lsdException w:name="Table Simple 1" w:semiHidden="1" w:unhideWhenUsed="1"/>
+    <w:lsdException w:name="Table Simple 2" w:semiHidden="1" w:unhideWhenUsed="1"/>
+    <w:lsdException w:name="Table Simple 3" w:semiHidden="1" w:unhideWhenUsed="1"/>
+    <w:lsdException w:name="Table Classic 1" w:semiHidden="1" w:unhideWhenUsed="1"/>
+    <w:lsdException w:name="Table Classic 2" w:semiHidden="1" w:unhideWhenUsed="1"/>
+    <w:lsdException w:name="Table Classic 3" w:semiHidden="1" w:unhideWhenUsed="1"/>
+    <w:lsdException w:name="Table Classic 4" w:semiHidden="1" w:unhideWhenUsed="1"/>
+    <w:lsdException w:name="Table Colorful 1" w:semiHidden="1" w:unhideWhenUsed="1"/>
+    <w:lsdException w:name="Table Colorful 2" w:semiHidden="1" w:unhideWhenUsed="1"/>
+    <w:lsdException w:name="Table Colorful 3" w:semiHidden="1" w:unhideWhenUsed="1"/>
+    <w:lsdException w:name="Table Columns 1" w:semiHidden="1" w:unhideWhenUsed="1"/>
+    <w:lsdException w:name="Table Columns 2" w:semiHidden="1" w:unhideWhenUsed="1"/>
+    <w:lsdException w:name="Table Columns 3" w:semiHidden="1" w:unhideWhenUsed="1"/>
+    <w:lsdException w:name="Table Columns 4" w:semiHidden="1" w:unhideWhenUsed="1"/>
+    <w:lsdException w:name="Table Columns 5" w:semiHidden="1" w:unhideWhenUsed="1"/>
+    <w:lsdException w:name="Table Grid 1" w:semiHidden="1" w:unhideWhenUsed="1"/>
+    <w:lsdException w:name="Table Grid 2" w:semiHidden="1" w:unhideWhenUsed="1"/>
+    <w:lsdException w:name="Table Grid 3" w:semiHidden="1" w:unhideWhenUsed="1"/>
+    <w:lsdException w:name="Table Grid 4" w:semiHidden="1" w:unhideWhenUsed="1"/>
+    <w:lsdException w:name="Table Grid 5" w:semiHidden="1" w:unhideWhenUsed="1"/>
+    <w:lsdException w:name="Table Grid 6" w:semiHidden="1" w:unhideWhenUsed="1"/>
+    <w:lsdException w:name="Table Grid 7" w:semiHidden="1" w:unhideWhenUsed="1"/>
+    <w:lsdException w:name="Table Grid 8" w:semiHidden="1" w:unhideWhenUsed="1"/>
+    <w:lsdException w:name="Table List 1" w:semiHidden="1" w:unhideWhenUsed="1"/>
+    <w:lsdException w:name="Table List 2" w:semiHidden="1" w:unhideWhenUsed="1"/>
+    <w:lsdException w:name="Table List 3" w:semiHidden="1" w:unhideWhenUsed="1"/>
+    <w:lsdException w:name="Table List 4" w:semiHidden="1" w:unhideWhenUsed="1"/>
+    <w:lsdException w:name="Table List 5" w:semiHidden="1" w:unhideWhenUsed="1"/>
+    <w:lsdException w:name="Table List 6" w:semiHidden="1" w:unhideWhenUsed="1"/>
+    <w:lsdException w:name="Table List 7" w:semiHidden="1" w:unhideWhenUsed="1"/>
+    <w:lsdException w:name="Table List 8" w:semiHidden="1" w:unhideWhenUsed="1"/>
+    <w:lsdException w:name="Table 3D effects 1" w:semiHidden="1" w:unhideWhenUsed="1"/>
+    <w:lsdException w:name="Table 3D effects 2" w:semiHidden="1" w:unhideWhenUsed="1"/>
+    <w:lsdException w:name="Table 3D effects 3" w:semiHidden="1" w:unhideWhenUsed="1"/>
+    <w:lsdException w:name="Table Contemporary" w:semiHidden="1" w:unhideWhenUsed="1"/>
+    <w:lsdException w:name="Table Elegant" w:semiHidden="1" w:unhideWhenUsed="1"/>
+    <w:lsdException w:name="Table Professional" w:semiHidden="1" w:unhideWhenUsed="1"/>
+    <w:lsdException w:name="Table Subtle 1" w:semiHidden="1" w:unhideWhenUsed="1"/>
+    <w:lsdException w:name="Table Subtle 2" w:semiHidden="1" w:unhideWhenUsed="1"/>
+    <w:lsdException w:name="Table Web 1" w:semiHidden="1" w:unhideWhenUsed="1"/>
+    <w:lsdException w:name="Table Web 2" w:semiHidden="1" w:unhideWhenUsed="1"/>
+    <w:lsdException w:name="Table Web 3" w:semiHidden="1" w:unhideWhenUsed="1"/>
+    <w:lsdException w:name="Table Theme" w:semiHidden="1" w:unhideWhenUsed="1"/>
+    <w:lsdException w:name="Placeholder Text" w:semiHidden="1" w:uiPriority="99" w:unhideWhenUsed="1"/>
+    <w:lsdException w:name="No Spacing" w:semiHidden="1" w:uiPriority="99" w:unhideWhenUsed="1"/>
+    <w:lsdException w:name="Light Shading" w:uiPriority="60"/>
+    <w:lsdException w:name="Light List" w:uiPriority="61"/>
+    <w:lsdException w:name="Light Grid" w:uiPriority="62"/>
+    <w:lsdException w:name="Medium Shading 1" w:uiPriority="63"/>
+    <w:lsdException w:name="Medium Shading 2" w:uiPriority="64"/>
+    <w:lsdException w:name="Medium List 1" w:uiPriority="65"/>
+    <w:lsdException w:name="Medium List 2" w:uiPriority="66"/>
+    <w:lsdException w:name="Medium Grid 1" w:uiPriority="67"/>
+    <w:lsdException w:name="Medium Grid 2" w:uiPriority="68"/>
+    <w:lsdException w:name="Medium Grid 3" w:uiPriority="69"/>
+    <w:lsdException w:name="Dark List" w:uiPriority="70"/>
+    <w:lsdException w:name="Colorful Shading" w:uiPriority="71"/>
+    <w:lsdException w:name="Colorful List" w:uiPriority="72"/>
+    <w:lsdException w:name="Colorful Grid" w:uiPriority="73"/>
+    <w:lsdException w:name="Light Shading Accent 1" w:uiPriority="60"/>
+    <w:lsdException w:name="Light List Accent 1" w:uiPriority="61"/>
+    <w:lsdException w:name="Light Grid Accent 1" w:uiPriority="62"/>
+    <w:lsdException w:name="Medium Shading 1 Accent 1" w:uiPriority="63"/>
+    <w:lsdException w:name="Medium Shading 2 Accent 1" w:uiPriority="64"/>
+    <w:lsdException w:name="Medium List 1 Accent 1" w:uiPriority="65"/>
+    <w:lsdException w:name="Revision" w:semiHidden="1" w:uiPriority="99" w:unhideWhenUsed="1"/>
+    <w:lsdException w:name="List Paragraph" w:semiHidden="1" w:uiPriority="99" w:unhideWhenUsed="1"/>
+    <w:lsdException w:name="Quote" w:semiHidden="1" w:uiPriority="99" w:unhideWhenUsed="1"/>
+    <w:lsdException w:name="Intense Quote" w:semiHidden="1" w:uiPriority="99" w:unhideWhenUsed="1"/>
+    <w:lsdException w:name="Medium List 2 Accent 1" w:uiPriority="66"/>
+    <w:lsdException w:name="Medium Grid 1 Accent 1" w:uiPriority="67"/>
+    <w:lsdException w:name="Medium Grid 2 Accent 1" w:uiPriority="68"/>
+    <w:lsdException w:name="Medium Grid 3 Accent 1" w:uiPriority="69"/>
+    <w:lsdException w:name="Dark List Accent 1" w:uiPriority="70"/>
+    <w:lsdException w:name="Colorful Shading Accent 1" w:uiPriority="71"/>
+    <w:lsdException w:name="Colorful List Accent 1" w:uiPriority="72"/>
+    <w:lsdException w:name="Colorful Grid Accent 1" w:uiPriority="73"/>
+    <w:lsdException w:name="Light Shading Accent 2" w:uiPriority="60"/>
+    <w:lsdException w:name="Light List Accent 2" w:uiPriority="61"/>
+    <w:lsdException w:name="Light Grid Accent 2" w:uiPriority="62"/>
+    <w:lsdException w:name="Medium Shading 1 Accent 2" w:uiPriority="63"/>
+    <w:lsdException w:name="Medium Shading 2 Accent 2" w:uiPriority="64"/>
+    <w:lsdException w:name="Medium List 1 Accent 2" w:uiPriority="65"/>
+    <w:lsdException w:name="Medium List 2 Accent 2" w:uiPriority="66"/>
+    <w:lsdException w:name="Medium Grid 1 Accent 2" w:uiPriority="67"/>
+    <w:lsdException w:name="Medium Grid 2 Accent 2" w:uiPriority="68"/>
+    <w:lsdException w:name="Medium Grid 3 Accent 2" w:uiPriority="69"/>
+    <w:lsdException w:name="Dark List Accent 2" w:uiPriority="70"/>
+    <w:lsdException w:name="Colorful Shading Accent 2" w:uiPriority="71"/>
+    <w:lsdException w:name="Colorful List Accent 2" w:uiPriority="72"/>
+    <w:lsdException w:name="Colorful Grid Accent 2" w:uiPriority="73"/>
+    <w:lsdException w:name="Light Shading Accent 3" w:uiPriority="60"/>
+    <w:lsdException w:name="Light List Accent 3" w:uiPriority="61"/>
+    <w:lsdException w:name="Light Grid Accent 3" w:uiPriority="62"/>
+    <w:lsdException w:name="Medium Shading 1 Accent 3" w:uiPriority="63"/>
+    <w:lsdException w:name="Medium Shading 2 Accent 3" w:uiPriority="64"/>
+    <w:lsdException w:name="Medium List 1 Accent 3" w:uiPriority="65"/>
+    <w:lsdException w:name="Medium List 2 Accent 3" w:uiPriority="66"/>
+    <w:lsdException w:name="Medium Grid 1 Accent 3" w:uiPriority="67"/>
+    <w:lsdException w:name="Medium Grid 2 Accent 3" w:uiPriority="68"/>
+    <w:lsdException w:name="Medium Grid 3 Accent 3" w:uiPriority="69"/>
+    <w:lsdException w:name="Dark List Accent 3" w:uiPriority="70"/>
+    <w:lsdException w:name="Colorful Shading Accent 3" w:uiPriority="71"/>
+    <w:lsdException w:name="Colorful List Accent 3" w:uiPriority="72"/>
+    <w:lsdException w:name="Colorful Grid Accent 3" w:uiPriority="73"/>
+    <w:lsdException w:name="Light Shading Accent 4" w:uiPriority="60"/>
+    <w:lsdException w:name="Light List Accent 4" w:uiPriority="61"/>
+    <w:lsdException w:name="Light Grid Accent 4" w:uiPriority="62"/>
+    <w:lsdException w:name="Medium Shading 1 Accent 4" w:uiPriority="63"/>
+    <w:lsdException w:name="Medium Shading 2 Accent 4" w:uiPriority="64"/>
+    <w:lsdException w:name="Medium List 1 Accent 4" w:uiPriority="65"/>
+    <w:lsdException w:name="Medium List 2 Accent 4" w:uiPriority="66"/>
+    <w:lsdException w:name="Medium Grid 1 Accent 4" w:uiPriority="67"/>
+    <w:lsdException w:name="Medium Grid 2 Accent 4" w:uiPriority="68"/>
+    <w:lsdException w:name="Medium Grid 3 Accent 4" w:uiPriority="69"/>
+    <w:lsdException w:name="Dark List Accent 4" w:uiPriority="70"/>
+    <w:lsdException w:name="Colorful Shading Accent 4" w:uiPriority="71"/>
+    <w:lsdException w:name="Colorful List Accent 4" w:uiPriority="72"/>
+    <w:lsdException w:name="Colorful Grid Accent 4" w:uiPriority="73"/>
+    <w:lsdException w:name="Light Shading Accent 5" w:uiPriority="60"/>
+    <w:lsdException w:name="Light List Accent 5" w:uiPriority="61"/>
+    <w:lsdException w:name="Light Grid Accent 5" w:uiPriority="62"/>
+    <w:lsdException w:name="Medium Shading 1 Accent 5" w:uiPriority="63"/>
+    <w:lsdException w:name="Medium Shading 2 Accent 5" w:uiPriority="64"/>
+    <w:lsdException w:name="Medium List 1 Accent 5" w:uiPriority="65"/>
+    <w:lsdException w:name="Medium List 2 Accent 5" w:uiPriority="66"/>
+    <w:lsdException w:name="Medium Grid 1 Accent 5" w:uiPriority="67"/>
+    <w:lsdException w:name="Medium Grid 2 Accent 5" w:uiPriority="68"/>
+    <w:lsdException w:name="Medium Grid 3 Accent 5" w:uiPriority="69"/>
+    <w:lsdException w:name="Dark List Accent 5" w:uiPriority="70"/>
+    <w:lsdException w:name="Colorful Shading Accent 5" w:uiPriority="71"/>
+    <w:lsdException w:name="Colorful List Accent 5" w:uiPriority="72"/>
+    <w:lsdException w:name="Colorful Grid Accent 5" w:uiPriority="73"/>
+    <w:lsdException w:name="Light Shading Accent 6" w:uiPriority="60"/>
+    <w:lsdException w:name="Light List Accent 6" w:uiPriority="61"/>
+    <w:lsdException w:name="Light Grid Accent 6" w:uiPriority="62"/>
+    <w:lsdException w:name="Medium Shading 1 Accent 6" w:uiPriority="63"/>
+    <w:lsdException w:name="Medium Shading 2 Accent 6" w:uiPriority="64"/>
+    <w:lsdException w:name="Medium List 1 Accent 6" w:uiPriority="65"/>
+    <w:lsdException w:name="Medium List 2 Accent 6" w:uiPriority="66"/>
+    <w:lsdException w:name="Medium Grid 1 Accent 6" w:uiPriority="67"/>
+    <w:lsdException w:name="Medium Grid 2 Accent 6" w:uiPriority="68"/>
+    <w:lsdException w:name="Medium Grid 3 Accent 6" w:uiPriority="69"/>
+    <w:lsdException w:name="Dark List Accent 6" w:uiPriority="70"/>
+    <w:lsdException w:name="Colorful Shading Accent 6" w:uiPriority="71"/>
+    <w:lsdException w:name="Colorful List Accent 6" w:uiPriority="72"/>
+    <w:lsdException w:name="Colorful Grid Accent 6" w:uiPriority="73"/>
+    <w:lsdException w:name="Subtle Emphasis" w:uiPriority="19" w:qFormat="1"/>
+    <w:lsdException w:name="Intense Emphasis" w:uiPriority="21" w:qFormat="1"/>
+    <w:lsdException w:name="Subtle Reference" w:uiPriority="31" w:qFormat="1"/>
+    <w:lsdException w:name="Intense Reference" w:uiPriority="32" w:qFormat="1"/>
+    <w:lsdException w:name="Book Title" w:uiPriority="33" w:qFormat="1"/>
+    <w:lsdException w:name="Bibliography" w:semiHidden="1" w:uiPriority="37" w:unhideWhenUsed="1"/>
+    <w:lsdException w:name="TOC Heading" w:semiHidden="1" w:uiPriority="39" w:unhideWhenUsed="1" w:qFormat="1"/>
+    <w:lsdException w:name="Plain Table 1" w:uiPriority="41"/>
+    <w:lsdException w:name="Plain Table 2" w:uiPriority="42"/>
+    <w:lsdException w:name="Plain Table 3" w:uiPriority="43"/>
+    <w:lsdException w:name="Plain Table 4" w:uiPriority="44"/>
+    <w:lsdException w:name="Plain Table 5" w:uiPriority="45"/>
+    <w:lsdException w:name="Grid Table Light" w:uiPriority="40"/>
+    <w:lsdException w:name="Grid Table 1 Light" w:uiPriority="46"/>
+    <w:lsdException w:name="Grid Table 2" w:uiPriority="47"/>
+    <w:lsdException w:name="Grid Table 3" w:uiPriority="48"/>
+    <w:lsdException w:name="Grid Table 4" w:uiPriority="49"/>
+    <w:lsdException w:name="Grid Table 5 Dark" w:uiPriority="50"/>
+    <w:lsdException w:name="Grid Table 6 Colorful" w:uiPriority="51"/>
+    <w:lsdException w:name="Grid Table 7 Colorful" w:uiPriority="52"/>
+    <w:lsdException w:name="Grid Table 1 Light Accent 1" w:uiPriority="46"/>
+    <w:lsdException w:name="Grid Table 2 Accent 1" w:uiPriority="47"/>
+    <w:lsdException w:name="Grid Table 3 Accent 1" w:uiPriority="48"/>
+    <w:lsdException w:name="Grid Table 4 Accent 1" w:uiPriority="49"/>
+    <w:lsdException w:name="Grid Table 5 Dark Accent 1" w:uiPriority="50"/>
+    <w:lsdException w:name="Grid Table 6 Colorful Accent 1" w:uiPriority="51"/>
+    <w:lsdException w:name="Grid Table 7 Colorful Accent 1" w:uiPriority="52"/>
+    <w:lsdException w:name="Grid Table 1 Light Accent 2" w:uiPriority="46"/>
+    <w:lsdException w:name="Grid Table 2 Accent 2" w:uiPriority="47"/>
+    <w:lsdException w:name="Grid Table 3 Accent 2" w:uiPriority="48"/>
+    <w:lsdException w:name="Grid Table 4 Accent 2" w:uiPriority="49"/>
+    <w:lsdException w:name="Grid Table 5 Dark Accent 2" w:uiPriority="50"/>
+    <w:lsdException w:name="Grid Table 6 Colorful Accent 2" w:uiPriority="51"/>
+    <w:lsdException w:name="Grid Table 7 Colorful Accent 2" w:uiPriority="52"/>
+    <w:lsdException w:name="Grid Table 1 Light Accent 3" w:uiPriority="46"/>
+    <w:lsdException w:name="Grid Table 2 Accent 3" w:uiPriority="47"/>
+    <w:lsdException w:name="Grid Table 3 Accent 3" w:uiPriority="48"/>
+    <w:lsdException w:name="Grid Table 4 Accent 3" w:uiPriority="49"/>
+    <w:lsdException w:name="Grid Table 5 Dark Accent 3" w:uiPriority="50"/>
+    <w:lsdException w:name="Grid Table 6 Colorful Accent 3" w:uiPriority="51"/>
+    <w:lsdException w:name="Grid Table 7 Colorful Accent 3" w:uiPriority="52"/>
+    <w:lsdException w:name="Grid Table 1 Light Accent 4" w:uiPriority="46"/>
+    <w:lsdException w:name="Grid Table 2 Accent 4" w:uiPriority="47"/>
+    <w:lsdException w:name="Grid Table 3 Accent 4" w:uiPriority="48"/>
+    <w:lsdException w:name="Grid Table 4 Accent 4" w:uiPriority="49"/>
+    <w:lsdException w:name="Grid Table 5 Dark Accent 4" w:uiPriority="50"/>
+    <w:lsdException w:name="Grid Table 6 Colorful Accent 4" w:uiPriority="51"/>
+    <w:lsdException w:name="Grid Table 7 Colorful Accent 4" w:uiPriority="52"/>
+    <w:lsdException w:name="Grid Table 1 Light Accent 5" w:uiPriority="46"/>
+    <w:lsdException w:name="Grid Table 2 Accent 5" w:uiPriority="47"/>
+    <w:lsdException w:name="Grid Table 3 Accent 5" w:uiPriority="48"/>
+    <w:lsdException w:name="Grid Table 4 Accent 5" w:uiPriority="49"/>
+    <w:lsdException w:name="Grid Table 5 Dark Accent 5" w:uiPriority="50"/>
+    <w:lsdException w:name="Grid Table 6 Colorful Accent 5" w:uiPriority="51"/>
+    <w:lsdException w:name="Grid Table 7 Colorful Accent 5" w:uiPriority="52"/>
+    <w:lsdException w:name="Grid Table 1 Light Accent 6" w:uiPriority="46"/>
+    <w:lsdException w:name="Grid Table 2 Accent 6" w:uiPriority="47"/>
+    <w:lsdException w:name="Grid Table 3 Accent 6" w:uiPriority="48"/>
+    <w:lsdException w:name="Grid Table 4 Accent 6" w:uiPriority="49"/>
+    <w:lsdException w:name="Grid Table 5 Dark Accent 6" w:uiPriority="50"/>
+    <w:lsdException w:name="Grid Table 6 Colorful Accent 6" w:uiPriority="51"/>
+    <w:lsdException w:name="Grid Table 7 Colorful Accent 6" w:uiPriority="52"/>
+    <w:lsdException w:name="List Table 1 Light" w:uiPriority="46"/>
+    <w:lsdException w:name="List Table 2" w:uiPriority="47"/>
+    <w:lsdException w:name="List Table 3" w:uiPriority="48"/>
+    <w:lsdException w:name="List Table 4" w:uiPriority="49"/>
+    <w:lsdException w:name="List Table 5 Dark" w:uiPriority="50"/>
+    <w:lsdException w:name="List Table 6 Colorful" w:uiPriority="51"/>
+    <w:lsdException w:name="List Table 7 Colorful" w:uiPriority="52"/>
+    <w:lsdException w:name="List Table 1 Light Accent 1" w:uiPriority="46"/>
+    <w:lsdException w:name="List Table 2 Accent 1" w:uiPriority="47"/>
+    <w:lsdException w:name="List Table 3 Accent 1" w:uiPriority="48"/>
+    <w:lsdException w:name="List Table 4 Accent 1" w:uiPriority="49"/>
+    <w:lsdException w:name="List Table 5 Dark Accent 1" w:uiPriority="50"/>
+    <w:lsdException w:name="List Table 6 Colorful Accent 1" w:uiPriority="51"/>
+    <w:lsdException w:name="List Table 7 Colorful Accent 1" w:uiPriority="52"/>
+    <w:lsdException w:name="List Table 1 Light Accent 2" w:uiPriority="46"/>
+    <w:lsdException w:name="List Table 2 Accent 2" w:uiPriority="47"/>
+    <w:lsdException w:name="List Table 3 Accent 2" w:uiPriority="48"/>
+    <w:lsdException w:name="List Table 4 Accent 2" w:uiPriority="49"/>
+    <w:lsdException w:name="List Table 5 Dark Accent 2" w:uiPriority="50"/>
+    <w:lsdException w:name="List Table 6 Colorful Accent 2" w:uiPriority="51"/>
+    <w:lsdException w:name="List Table 7 Colorful Accent 2" w:uiPriority="52"/>
+    <w:lsdException w:name="List Table 1 Light Accent 3" w:uiPriority="46"/>
+    <w:lsdException w:name="List Table 2 Accent 3" w:uiPriority="47"/>
+    <w:lsdException w:name="List Table 3 Accent 3" w:uiPriority="48"/>
+    <w:lsdException w:name="List Table 4 Accent 3" w:uiPriority="49"/>
+    <w:lsdException w:name="List Table 5 Dark Accent 3" w:uiPriority="50"/>
+    <w:lsdException w:name="List Table 6 Colorful Accent 3" w:uiPriority="51"/>
+    <w:lsdException w:name="List Table 7 Colorful Accent 3" w:uiPriority="52"/>
+    <w:lsdException w:name="List Table 1 Light Accent 4" w:uiPriority="46"/>
+    <w:lsdException w:name="List Table 2 Accent 4" w:uiPriority="47"/>
+    <w:lsdException w:name="List Table 3 Accent 4" w:uiPriority="48"/>
+    <w:lsdException w:name="List Table 4 Accent 4" w:uiPriority="49"/>
+    <w:lsdException w:name="List Table 5 Dark Accent 4" w:uiPriority="50"/>
+    <w:lsdException w:name="List Table 6 Colorful Accent 4" w:uiPriority="51"/>
+    <w:lsdException w:name="List Table 7 Colorful Accent 4" w:uiPriority="52"/>
+    <w:lsdException w:name="List Table 1 Light Accent 5" w:uiPriority="46"/>
+    <w:lsdException w:name="List Table 2 Accent 5" w:uiPriority="47"/>
+    <w:lsdException w:name="List Table 3 Accent 5" w:uiPriority="48"/>
+    <w:lsdException w:name="List Table 4 Accent 5" w:uiPriority="49"/>
+    <w:lsdException w:name="List Table 5 Dark Accent 5" w:uiPriority="50"/>
+    <w:lsdException w:name="List Table 6 Colorful Accent 5" w:uiPriority="51"/>
+    <w:lsdException w:name="List Table 7 Colorful Accent 5" w:uiPriority="52"/>
+    <w:lsdException w:name="List Table 1 Light Accent 6" w:uiPriority="46"/>
+    <w:lsdException w:name="List Table 2 Accent 6" w:uiPriority="47"/>
+    <w:lsdException w:name="List Table 3 Accent 6" w:uiPriority="48"/>
+    <w:lsdException w:name="List Table 4 Accent 6" w:uiPriority="49"/>
+    <w:lsdException w:name="List Table 5 Dark Accent 6" w:uiPriority="50"/>
+    <w:lsdException w:name="List Table 6 Colorful Accent 6" w:uiPriority="51"/>
+    <w:lsdException w:name="List Table 7 Colorful Accent 6" w:uiPriority="52"/>
+    <w:lsdException w:name="Mention" w:semiHidden="1" w:uiPriority="99" w:unhideWhenUsed="1"/>
+    <w:lsdException w:name="Smart Hyperlink" w:semiHidden="1" w:uiPriority="99" w:unhideWhenUsed="1"/>
+    <w:lsdException w:name="Hashtag" w:semiHidden="1" w:uiPriority="99" w:unhideWhenUsed="1"/>
+    <w:lsdException w:name="Unresolved Mention" w:semiHidden="1" w:uiPriority="99" w:unhideWhenUsed="1"/>
+    <w:lsdException w:name="Smart Link" w:semiHidden="1" w:uiPriority="99" w:unhideWhenUsed="1"/>
   </w:latentStyles>
-  <w:style w:type="paragraph" w:default="1" w:styleId="1">
+  <w:style w:type="paragraph" w:default="1" w:styleId="Normal">
     <w:name w:val="Normal"/>
     <w:qFormat/>
-    <w:uiPriority w:val="0"/>
     <w:pPr>
       <w:spacing w:line="276" w:lineRule="auto"/>
     </w:pPr>
     <w:rPr>
-      <w:rFonts w:ascii="Arial" w:hAnsi="Arial" w:eastAsia="Arial" w:cs="Arial"/>
       <w:sz w:val="22"/>
       <w:szCs w:val="22"/>
       <w:lang w:val="en"/>
     </w:rPr>
   </w:style>
-  <w:style w:type="paragraph" w:styleId="2">
+  <w:style w:type="paragraph" w:styleId="Heading1">
     <w:name w:val="heading 1"/>
-    <w:basedOn w:val="1"/>
-    <w:next w:val="1"/>
-    <w:uiPriority w:val="0"/>
+    <w:basedOn w:val="Normal"/>
+    <w:next w:val="Normal"/>
     <w:pPr>
       <w:keepNext/>
       <w:keepLines/>
-      <w:pageBreakBefore w:val="0"/>
       <w:spacing w:before="400" w:after="120"/>
+      <w:outlineLvl w:val="0"/>
     </w:pPr>
     <w:rPr>
       <w:sz w:val="40"/>
       <w:szCs w:val="40"/>
     </w:rPr>
   </w:style>
-  <w:style w:type="paragraph" w:styleId="3">
+  <w:style w:type="paragraph" w:styleId="Heading2">
     <w:name w:val="heading 2"/>
-    <w:basedOn w:val="1"/>
-    <w:next w:val="1"/>
+    <w:basedOn w:val="Normal"/>
+    <w:next w:val="Normal"/>
     <w:qFormat/>
-    <w:uiPriority w:val="0"/>
     <w:pPr>
       <w:keepNext/>
       <w:keepLines/>
-      <w:pageBreakBefore w:val="0"/>
       <w:spacing w:before="360" w:after="120"/>
+      <w:outlineLvl w:val="1"/>
     </w:pPr>
     <w:rPr>
       <w:sz w:val="32"/>
       <w:szCs w:val="32"/>
     </w:rPr>
   </w:style>
-  <w:style w:type="paragraph" w:styleId="4">
+  <w:style w:type="paragraph" w:styleId="Heading3">
     <w:name w:val="heading 3"/>
-    <w:basedOn w:val="1"/>
-    <w:next w:val="1"/>
-    <w:uiPriority w:val="0"/>
+    <w:basedOn w:val="Normal"/>
+    <w:next w:val="Normal"/>
     <w:pPr>
       <w:keepNext/>
       <w:keepLines/>
-      <w:pageBreakBefore w:val="0"/>
       <w:spacing w:before="320" w:after="80"/>
+      <w:outlineLvl w:val="2"/>
     </w:pPr>
     <w:rPr>
       <w:color w:val="434343"/>
@@ -2038,16 +2028,15 @@
       <w:szCs w:val="28"/>
     </w:rPr>
   </w:style>
-  <w:style w:type="paragraph" w:styleId="5">
+  <w:style w:type="paragraph" w:styleId="Heading4">
     <w:name w:val="heading 4"/>
-    <w:basedOn w:val="1"/>
-    <w:next w:val="1"/>
-    <w:uiPriority w:val="0"/>
+    <w:basedOn w:val="Normal"/>
+    <w:next w:val="Normal"/>
     <w:pPr>
       <w:keepNext/>
       <w:keepLines/>
-      <w:pageBreakBefore w:val="0"/>
       <w:spacing w:before="280" w:after="80"/>
+      <w:outlineLvl w:val="3"/>
     </w:pPr>
     <w:rPr>
       <w:color w:val="666666"/>
@@ -2055,53 +2044,50 @@
       <w:szCs w:val="24"/>
     </w:rPr>
   </w:style>
-  <w:style w:type="paragraph" w:styleId="6">
+  <w:style w:type="paragraph" w:styleId="Heading5">
     <w:name w:val="heading 5"/>
-    <w:basedOn w:val="1"/>
-    <w:next w:val="1"/>
+    <w:basedOn w:val="Normal"/>
+    <w:next w:val="Normal"/>
     <w:qFormat/>
-    <w:uiPriority w:val="0"/>
     <w:pPr>
       <w:keepNext/>
       <w:keepLines/>
-      <w:pageBreakBefore w:val="0"/>
       <w:spacing w:before="240" w:after="80"/>
+      <w:outlineLvl w:val="4"/>
     </w:pPr>
     <w:rPr>
       <w:color w:val="666666"/>
-      <w:sz w:val="22"/>
-      <w:szCs w:val="22"/>
     </w:rPr>
   </w:style>
-  <w:style w:type="paragraph" w:styleId="7">
+  <w:style w:type="paragraph" w:styleId="Heading6">
     <w:name w:val="heading 6"/>
-    <w:basedOn w:val="1"/>
-    <w:next w:val="1"/>
+    <w:basedOn w:val="Normal"/>
+    <w:next w:val="Normal"/>
     <w:qFormat/>
-    <w:uiPriority w:val="0"/>
     <w:pPr>
       <w:keepNext/>
       <w:keepLines/>
-      <w:pageBreakBefore w:val="0"/>
       <w:spacing w:before="240" w:after="80"/>
+      <w:outlineLvl w:val="5"/>
     </w:pPr>
     <w:rPr>
       <w:i/>
       <w:color w:val="666666"/>
-      <w:sz w:val="22"/>
-      <w:szCs w:val="22"/>
     </w:rPr>
   </w:style>
-  <w:style w:type="character" w:default="1" w:styleId="8">
+  <w:style w:type="character" w:default="1" w:styleId="DefaultParagraphFont">
     <w:name w:val="Default Paragraph Font"/>
+    <w:uiPriority w:val="1"/>
     <w:semiHidden/>
-    <w:uiPriority w:val="0"/>
+    <w:unhideWhenUsed/>
   </w:style>
-  <w:style w:type="table" w:default="1" w:styleId="9">
+  <w:style w:type="table" w:default="1" w:styleId="TableNormal">
     <w:name w:val="Normal Table"/>
+    <w:uiPriority w:val="99"/>
     <w:semiHidden/>
-    <w:uiPriority w:val="0"/>
+    <w:unhideWhenUsed/>
     <w:tblPr>
+      <w:tblInd w:w="0" w:type="dxa"/>
       <w:tblCellMar>
         <w:top w:w="0" w:type="dxa"/>
         <w:left w:w="108" w:type="dxa"/>
@@ -2110,46 +2096,54 @@
       </w:tblCellMar>
     </w:tblPr>
   </w:style>
-  <w:style w:type="paragraph" w:styleId="10">
+  <w:style w:type="numbering" w:default="1" w:styleId="NoList">
+    <w:name w:val="No List"/>
+    <w:uiPriority w:val="99"/>
+    <w:semiHidden/>
+    <w:unhideWhenUsed/>
+  </w:style>
+  <w:style w:type="paragraph" w:styleId="Subtitle">
     <w:name w:val="Subtitle"/>
-    <w:basedOn w:val="1"/>
-    <w:next w:val="1"/>
+    <w:basedOn w:val="Normal"/>
+    <w:next w:val="Normal"/>
     <w:qFormat/>
-    <w:uiPriority w:val="0"/>
     <w:pPr>
       <w:keepNext/>
       <w:keepLines/>
-      <w:pageBreakBefore w:val="0"/>
-      <w:spacing w:before="0" w:after="320"/>
+      <w:spacing w:after="320"/>
     </w:pPr>
     <w:rPr>
-      <w:rFonts w:ascii="Arial" w:hAnsi="Arial" w:eastAsia="Arial" w:cs="Arial"/>
       <w:color w:val="666666"/>
       <w:sz w:val="30"/>
       <w:szCs w:val="30"/>
     </w:rPr>
   </w:style>
-  <w:style w:type="paragraph" w:styleId="11">
+  <w:style w:type="paragraph" w:styleId="Title">
     <w:name w:val="Title"/>
-    <w:basedOn w:val="1"/>
-    <w:next w:val="1"/>
+    <w:basedOn w:val="Normal"/>
+    <w:next w:val="Normal"/>
     <w:qFormat/>
-    <w:uiPriority w:val="0"/>
     <w:pPr>
       <w:keepNext/>
       <w:keepLines/>
-      <w:pageBreakBefore w:val="0"/>
-      <w:spacing w:before="0" w:after="60"/>
+      <w:spacing w:after="60"/>
     </w:pPr>
     <w:rPr>
       <w:sz w:val="52"/>
       <w:szCs w:val="52"/>
     </w:rPr>
   </w:style>
-  <w:style w:type="table" w:customStyle="1" w:styleId="12">
+  <w:style w:type="table" w:customStyle="1" w:styleId="TableNormal1">
     <w:name w:val="Table Normal1"/>
     <w:qFormat/>
-    <w:uiPriority w:val="0"/>
+    <w:tblPr>
+      <w:tblCellMar>
+        <w:top w:w="0" w:type="dxa"/>
+        <w:left w:w="0" w:type="dxa"/>
+        <w:bottom w:w="0" w:type="dxa"/>
+        <w:right w:w="0" w:type="dxa"/>
+      </w:tblCellMar>
+    </w:tblPr>
   </w:style>
 </w:styles>
 </file>
@@ -2470,5 +2464,6 @@
       </a:style>
     </a:lnDef>
   </a:objectDefaults>
+  <a:extraClrSchemeLst/>
 </a:theme>
 </file>